--- a/Documentation/Signa Trademark API Documentation.docx
+++ b/Documentation/Signa Trademark API Documentation.docx
@@ -95,10 +95,7 @@
       </w:pPr>
       <w:r>
         <w:lastRenderedPageBreak/>
-        <w:t xml:space="preserve">1. </w:t>
-      </w:r>
-      <w:r>
-        <w:t>Summary</w:t>
+        <w:t>1. Summary</w:t>
       </w:r>
     </w:p>
     <w:p>
@@ -113,37 +110,7 @@
           <w:iCs/>
           <w:color w:val="9C5700"/>
         </w:rPr>
-        <w:t>Progress: 2</w:t>
-      </w:r>
-      <w:r>
-        <w:rPr>
-          <w:b/>
-          <w:bCs/>
-          <w:i/>
-          <w:iCs/>
-          <w:color w:val="9C5700"/>
-        </w:rPr>
-        <w:t xml:space="preserve"> o</w:t>
-      </w:r>
-      <w:r>
-        <w:rPr>
-          <w:b/>
-          <w:bCs/>
-          <w:i/>
-          <w:iCs/>
-          <w:color w:val="9C5700"/>
-        </w:rPr>
-        <w:t>f 10 office documentation</w:t>
-      </w:r>
-      <w:r>
-        <w:rPr>
-          <w:b/>
-          <w:bCs/>
-          <w:i/>
-          <w:iCs/>
-          <w:color w:val="9C5700"/>
-        </w:rPr>
-        <w:t xml:space="preserve"> completed.</w:t>
+        <w:t>Progress: 2 of 10 office documentation completed.</w:t>
       </w:r>
     </w:p>
     <w:p>
@@ -403,12 +370,6 @@
         <w:gridCol w:w="3000"/>
       </w:tblGrid>
       <w:tr>
-        <w:tblPrEx>
-          <w:tblCellMar>
-            <w:top w:w="0" w:type="dxa"/>
-            <w:bottom w:w="0" w:type="dxa"/>
-          </w:tblCellMar>
-        </w:tblPrEx>
         <w:trPr>
           <w:tblHeader/>
         </w:trPr>
@@ -538,12 +499,6 @@
         </w:tc>
       </w:tr>
       <w:tr>
-        <w:tblPrEx>
-          <w:tblCellMar>
-            <w:top w:w="0" w:type="dxa"/>
-            <w:bottom w:w="0" w:type="dxa"/>
-          </w:tblCellMar>
-        </w:tblPrEx>
         <w:tc>
           <w:tcPr>
             <w:tcW w:w="2200" w:type="dxa"/>
@@ -660,12 +615,6 @@
         </w:tc>
       </w:tr>
       <w:tr>
-        <w:tblPrEx>
-          <w:tblCellMar>
-            <w:top w:w="0" w:type="dxa"/>
-            <w:bottom w:w="0" w:type="dxa"/>
-          </w:tblCellMar>
-        </w:tblPrEx>
         <w:tc>
           <w:tcPr>
             <w:tcW w:w="2200" w:type="dxa"/>
@@ -786,12 +735,6 @@
         </w:tc>
       </w:tr>
       <w:tr>
-        <w:tblPrEx>
-          <w:tblCellMar>
-            <w:top w:w="0" w:type="dxa"/>
-            <w:bottom w:w="0" w:type="dxa"/>
-          </w:tblCellMar>
-        </w:tblPrEx>
         <w:tc>
           <w:tcPr>
             <w:tcW w:w="2200" w:type="dxa"/>
@@ -908,12 +851,6 @@
         </w:tc>
       </w:tr>
       <w:tr>
-        <w:tblPrEx>
-          <w:tblCellMar>
-            <w:top w:w="0" w:type="dxa"/>
-            <w:bottom w:w="0" w:type="dxa"/>
-          </w:tblCellMar>
-        </w:tblPrEx>
         <w:tc>
           <w:tcPr>
             <w:tcW w:w="2200" w:type="dxa"/>
@@ -1034,12 +971,6 @@
         </w:tc>
       </w:tr>
       <w:tr>
-        <w:tblPrEx>
-          <w:tblCellMar>
-            <w:top w:w="0" w:type="dxa"/>
-            <w:bottom w:w="0" w:type="dxa"/>
-          </w:tblCellMar>
-        </w:tblPrEx>
         <w:tc>
           <w:tcPr>
             <w:tcW w:w="2200" w:type="dxa"/>
@@ -1156,12 +1087,6 @@
         </w:tc>
       </w:tr>
       <w:tr>
-        <w:tblPrEx>
-          <w:tblCellMar>
-            <w:top w:w="0" w:type="dxa"/>
-            <w:bottom w:w="0" w:type="dxa"/>
-          </w:tblCellMar>
-        </w:tblPrEx>
         <w:tc>
           <w:tcPr>
             <w:tcW w:w="2200" w:type="dxa"/>
@@ -1282,12 +1207,6 @@
         </w:tc>
       </w:tr>
       <w:tr>
-        <w:tblPrEx>
-          <w:tblCellMar>
-            <w:top w:w="0" w:type="dxa"/>
-            <w:bottom w:w="0" w:type="dxa"/>
-          </w:tblCellMar>
-        </w:tblPrEx>
         <w:tc>
           <w:tcPr>
             <w:tcW w:w="2200" w:type="dxa"/>
@@ -1404,12 +1323,6 @@
         </w:tc>
       </w:tr>
       <w:tr>
-        <w:tblPrEx>
-          <w:tblCellMar>
-            <w:top w:w="0" w:type="dxa"/>
-            <w:bottom w:w="0" w:type="dxa"/>
-          </w:tblCellMar>
-        </w:tblPrEx>
         <w:tc>
           <w:tcPr>
             <w:tcW w:w="2200" w:type="dxa"/>
@@ -1530,12 +1443,6 @@
         </w:tc>
       </w:tr>
       <w:tr>
-        <w:tblPrEx>
-          <w:tblCellMar>
-            <w:top w:w="0" w:type="dxa"/>
-            <w:bottom w:w="0" w:type="dxa"/>
-          </w:tblCellMar>
-        </w:tblPrEx>
         <w:tc>
           <w:tcPr>
             <w:tcW w:w="2200" w:type="dxa"/>
@@ -1652,12 +1559,6 @@
         </w:tc>
       </w:tr>
       <w:tr>
-        <w:tblPrEx>
-          <w:tblCellMar>
-            <w:top w:w="0" w:type="dxa"/>
-            <w:bottom w:w="0" w:type="dxa"/>
-          </w:tblCellMar>
-        </w:tblPrEx>
         <w:tc>
           <w:tcPr>
             <w:tcW w:w="2200" w:type="dxa"/>
@@ -2127,12 +2028,6 @@
         <w:gridCol w:w="2850"/>
       </w:tblGrid>
       <w:tr>
-        <w:tblPrEx>
-          <w:tblCellMar>
-            <w:top w:w="0" w:type="dxa"/>
-            <w:bottom w:w="0" w:type="dxa"/>
-          </w:tblCellMar>
-        </w:tblPrEx>
         <w:trPr>
           <w:tblHeader/>
         </w:trPr>
@@ -2262,12 +2157,6 @@
         </w:tc>
       </w:tr>
       <w:tr>
-        <w:tblPrEx>
-          <w:tblCellMar>
-            <w:top w:w="0" w:type="dxa"/>
-            <w:bottom w:w="0" w:type="dxa"/>
-          </w:tblCellMar>
-        </w:tblPrEx>
         <w:tc>
           <w:tcPr>
             <w:tcW w:w="2200" w:type="dxa"/>
@@ -2382,12 +2271,6 @@
         </w:tc>
       </w:tr>
       <w:tr>
-        <w:tblPrEx>
-          <w:tblCellMar>
-            <w:top w:w="0" w:type="dxa"/>
-            <w:bottom w:w="0" w:type="dxa"/>
-          </w:tblCellMar>
-        </w:tblPrEx>
         <w:tc>
           <w:tcPr>
             <w:tcW w:w="2200" w:type="dxa"/>
@@ -2506,12 +2389,6 @@
         </w:tc>
       </w:tr>
       <w:tr>
-        <w:tblPrEx>
-          <w:tblCellMar>
-            <w:top w:w="0" w:type="dxa"/>
-            <w:bottom w:w="0" w:type="dxa"/>
-          </w:tblCellMar>
-        </w:tblPrEx>
         <w:tc>
           <w:tcPr>
             <w:tcW w:w="2200" w:type="dxa"/>
@@ -2662,12 +2539,6 @@
         </w:tc>
       </w:tr>
       <w:tr>
-        <w:tblPrEx>
-          <w:tblCellMar>
-            <w:top w:w="0" w:type="dxa"/>
-            <w:bottom w:w="0" w:type="dxa"/>
-          </w:tblCellMar>
-        </w:tblPrEx>
         <w:tc>
           <w:tcPr>
             <w:tcW w:w="2200" w:type="dxa"/>
@@ -2788,12 +2659,6 @@
         </w:tc>
       </w:tr>
       <w:tr>
-        <w:tblPrEx>
-          <w:tblCellMar>
-            <w:top w:w="0" w:type="dxa"/>
-            <w:bottom w:w="0" w:type="dxa"/>
-          </w:tblCellMar>
-        </w:tblPrEx>
         <w:tc>
           <w:tcPr>
             <w:tcW w:w="2200" w:type="dxa"/>
@@ -2910,12 +2775,6 @@
         </w:tc>
       </w:tr>
       <w:tr>
-        <w:tblPrEx>
-          <w:tblCellMar>
-            <w:top w:w="0" w:type="dxa"/>
-            <w:bottom w:w="0" w:type="dxa"/>
-          </w:tblCellMar>
-        </w:tblPrEx>
         <w:tc>
           <w:tcPr>
             <w:tcW w:w="2200" w:type="dxa"/>
@@ -3036,12 +2895,6 @@
         </w:tc>
       </w:tr>
       <w:tr>
-        <w:tblPrEx>
-          <w:tblCellMar>
-            <w:top w:w="0" w:type="dxa"/>
-            <w:bottom w:w="0" w:type="dxa"/>
-          </w:tblCellMar>
-        </w:tblPrEx>
         <w:tc>
           <w:tcPr>
             <w:tcW w:w="2200" w:type="dxa"/>
@@ -3290,19 +3143,7 @@
         <w:rPr>
           <w:color w:val="000000"/>
         </w:rPr>
-        <w:t>USPTO returns 3</w:t>
-      </w:r>
-      <w:r>
-        <w:rPr>
-          <w:color w:val="000000"/>
-        </w:rPr>
-        <w:t>7 distinct record-level fields,</w:t>
-      </w:r>
-      <w:r>
-        <w:rPr>
-          <w:color w:val="000000"/>
-        </w:rPr>
-        <w:t xml:space="preserve"> substantially more than the "key fields" list in the docs guide. Full inventory below:</w:t>
+        <w:t>USPTO returns 37 distinct record-level fields, substantially more than the "key fields" list in the docs guide. Full inventory below:</w:t>
       </w:r>
     </w:p>
     <w:tbl>
@@ -3329,12 +3170,6 @@
         <w:gridCol w:w="2509"/>
       </w:tblGrid>
       <w:tr>
-        <w:tblPrEx>
-          <w:tblCellMar>
-            <w:top w:w="0" w:type="dxa"/>
-            <w:bottom w:w="0" w:type="dxa"/>
-          </w:tblCellMar>
-        </w:tblPrEx>
         <w:trPr>
           <w:tblHeader/>
         </w:trPr>
@@ -3464,12 +3299,6 @@
         </w:tc>
       </w:tr>
       <w:tr>
-        <w:tblPrEx>
-          <w:tblCellMar>
-            <w:top w:w="0" w:type="dxa"/>
-            <w:bottom w:w="0" w:type="dxa"/>
-          </w:tblCellMar>
-        </w:tblPrEx>
         <w:tc>
           <w:tcPr>
             <w:tcW w:w="2200" w:type="dxa"/>
@@ -3612,12 +3441,6 @@
         </w:tc>
       </w:tr>
       <w:tr>
-        <w:tblPrEx>
-          <w:tblCellMar>
-            <w:top w:w="0" w:type="dxa"/>
-            <w:bottom w:w="0" w:type="dxa"/>
-          </w:tblCellMar>
-        </w:tblPrEx>
         <w:tc>
           <w:tcPr>
             <w:tcW w:w="2200" w:type="dxa"/>
@@ -3736,12 +3559,6 @@
         </w:tc>
       </w:tr>
       <w:tr>
-        <w:tblPrEx>
-          <w:tblCellMar>
-            <w:top w:w="0" w:type="dxa"/>
-            <w:bottom w:w="0" w:type="dxa"/>
-          </w:tblCellMar>
-        </w:tblPrEx>
         <w:tc>
           <w:tcPr>
             <w:tcW w:w="2200" w:type="dxa"/>
@@ -3858,12 +3675,6 @@
         </w:tc>
       </w:tr>
       <w:tr>
-        <w:tblPrEx>
-          <w:tblCellMar>
-            <w:top w:w="0" w:type="dxa"/>
-            <w:bottom w:w="0" w:type="dxa"/>
-          </w:tblCellMar>
-        </w:tblPrEx>
         <w:tc>
           <w:tcPr>
             <w:tcW w:w="2200" w:type="dxa"/>
@@ -3984,12 +3795,6 @@
         </w:tc>
       </w:tr>
       <w:tr>
-        <w:tblPrEx>
-          <w:tblCellMar>
-            <w:top w:w="0" w:type="dxa"/>
-            <w:bottom w:w="0" w:type="dxa"/>
-          </w:tblCellMar>
-        </w:tblPrEx>
         <w:tc>
           <w:tcPr>
             <w:tcW w:w="2200" w:type="dxa"/>
@@ -4106,12 +3911,6 @@
         </w:tc>
       </w:tr>
       <w:tr>
-        <w:tblPrEx>
-          <w:tblCellMar>
-            <w:top w:w="0" w:type="dxa"/>
-            <w:bottom w:w="0" w:type="dxa"/>
-          </w:tblCellMar>
-        </w:tblPrEx>
         <w:tc>
           <w:tcPr>
             <w:tcW w:w="2200" w:type="dxa"/>
@@ -4232,12 +4031,6 @@
         </w:tc>
       </w:tr>
       <w:tr>
-        <w:tblPrEx>
-          <w:tblCellMar>
-            <w:top w:w="0" w:type="dxa"/>
-            <w:bottom w:w="0" w:type="dxa"/>
-          </w:tblCellMar>
-        </w:tblPrEx>
         <w:tc>
           <w:tcPr>
             <w:tcW w:w="2200" w:type="dxa"/>
@@ -4372,12 +4165,6 @@
         </w:tc>
       </w:tr>
       <w:tr>
-        <w:tblPrEx>
-          <w:tblCellMar>
-            <w:top w:w="0" w:type="dxa"/>
-            <w:bottom w:w="0" w:type="dxa"/>
-          </w:tblCellMar>
-        </w:tblPrEx>
         <w:tc>
           <w:tcPr>
             <w:tcW w:w="2200" w:type="dxa"/>
@@ -4516,12 +4303,6 @@
         </w:tc>
       </w:tr>
       <w:tr>
-        <w:tblPrEx>
-          <w:tblCellMar>
-            <w:top w:w="0" w:type="dxa"/>
-            <w:bottom w:w="0" w:type="dxa"/>
-          </w:tblCellMar>
-        </w:tblPrEx>
         <w:tc>
           <w:tcPr>
             <w:tcW w:w="2200" w:type="dxa"/>
@@ -4638,12 +4419,6 @@
         </w:tc>
       </w:tr>
       <w:tr>
-        <w:tblPrEx>
-          <w:tblCellMar>
-            <w:top w:w="0" w:type="dxa"/>
-            <w:bottom w:w="0" w:type="dxa"/>
-          </w:tblCellMar>
-        </w:tblPrEx>
         <w:tc>
           <w:tcPr>
             <w:tcW w:w="2200" w:type="dxa"/>
@@ -4764,12 +4539,6 @@
         </w:tc>
       </w:tr>
       <w:tr>
-        <w:tblPrEx>
-          <w:tblCellMar>
-            <w:top w:w="0" w:type="dxa"/>
-            <w:bottom w:w="0" w:type="dxa"/>
-          </w:tblCellMar>
-        </w:tblPrEx>
         <w:tc>
           <w:tcPr>
             <w:tcW w:w="2200" w:type="dxa"/>
@@ -4904,12 +4673,6 @@
         </w:tc>
       </w:tr>
       <w:tr>
-        <w:tblPrEx>
-          <w:tblCellMar>
-            <w:top w:w="0" w:type="dxa"/>
-            <w:bottom w:w="0" w:type="dxa"/>
-          </w:tblCellMar>
-        </w:tblPrEx>
         <w:tc>
           <w:tcPr>
             <w:tcW w:w="2200" w:type="dxa"/>
@@ -5030,12 +4793,6 @@
         </w:tc>
       </w:tr>
       <w:tr>
-        <w:tblPrEx>
-          <w:tblCellMar>
-            <w:top w:w="0" w:type="dxa"/>
-            <w:bottom w:w="0" w:type="dxa"/>
-          </w:tblCellMar>
-        </w:tblPrEx>
         <w:tc>
           <w:tcPr>
             <w:tcW w:w="2200" w:type="dxa"/>
@@ -5143,12 +4900,6 @@
         </w:tc>
       </w:tr>
       <w:tr>
-        <w:tblPrEx>
-          <w:tblCellMar>
-            <w:top w:w="0" w:type="dxa"/>
-            <w:bottom w:w="0" w:type="dxa"/>
-          </w:tblCellMar>
-        </w:tblPrEx>
         <w:tc>
           <w:tcPr>
             <w:tcW w:w="2200" w:type="dxa"/>
@@ -5260,12 +5011,6 @@
         </w:tc>
       </w:tr>
       <w:tr>
-        <w:tblPrEx>
-          <w:tblCellMar>
-            <w:top w:w="0" w:type="dxa"/>
-            <w:bottom w:w="0" w:type="dxa"/>
-          </w:tblCellMar>
-        </w:tblPrEx>
         <w:tc>
           <w:tcPr>
             <w:tcW w:w="2200" w:type="dxa"/>
@@ -5400,12 +5145,6 @@
         </w:tc>
       </w:tr>
       <w:tr>
-        <w:tblPrEx>
-          <w:tblCellMar>
-            <w:top w:w="0" w:type="dxa"/>
-            <w:bottom w:w="0" w:type="dxa"/>
-          </w:tblCellMar>
-        </w:tblPrEx>
         <w:tc>
           <w:tcPr>
             <w:tcW w:w="2200" w:type="dxa"/>
@@ -5608,12 +5347,6 @@
         </w:tc>
       </w:tr>
       <w:tr>
-        <w:tblPrEx>
-          <w:tblCellMar>
-            <w:top w:w="0" w:type="dxa"/>
-            <w:bottom w:w="0" w:type="dxa"/>
-          </w:tblCellMar>
-        </w:tblPrEx>
         <w:tc>
           <w:tcPr>
             <w:tcW w:w="2200" w:type="dxa"/>
@@ -5730,12 +5463,6 @@
         </w:tc>
       </w:tr>
       <w:tr>
-        <w:tblPrEx>
-          <w:tblCellMar>
-            <w:top w:w="0" w:type="dxa"/>
-            <w:bottom w:w="0" w:type="dxa"/>
-          </w:tblCellMar>
-        </w:tblPrEx>
         <w:tc>
           <w:tcPr>
             <w:tcW w:w="2200" w:type="dxa"/>
@@ -5883,12 +5610,6 @@
         </w:tc>
       </w:tr>
       <w:tr>
-        <w:tblPrEx>
-          <w:tblCellMar>
-            <w:top w:w="0" w:type="dxa"/>
-            <w:bottom w:w="0" w:type="dxa"/>
-          </w:tblCellMar>
-        </w:tblPrEx>
         <w:tc>
           <w:tcPr>
             <w:tcW w:w="2200" w:type="dxa"/>
@@ -6006,12 +5727,6 @@
         </w:tc>
       </w:tr>
       <w:tr>
-        <w:tblPrEx>
-          <w:tblCellMar>
-            <w:top w:w="0" w:type="dxa"/>
-            <w:bottom w:w="0" w:type="dxa"/>
-          </w:tblCellMar>
-        </w:tblPrEx>
         <w:tc>
           <w:tcPr>
             <w:tcW w:w="2200" w:type="dxa"/>
@@ -6150,12 +5865,6 @@
         </w:tc>
       </w:tr>
       <w:tr>
-        <w:tblPrEx>
-          <w:tblCellMar>
-            <w:top w:w="0" w:type="dxa"/>
-            <w:bottom w:w="0" w:type="dxa"/>
-          </w:tblCellMar>
-        </w:tblPrEx>
         <w:tc>
           <w:tcPr>
             <w:tcW w:w="2200" w:type="dxa"/>
@@ -6280,12 +5989,6 @@
         </w:tc>
       </w:tr>
       <w:tr>
-        <w:tblPrEx>
-          <w:tblCellMar>
-            <w:top w:w="0" w:type="dxa"/>
-            <w:bottom w:w="0" w:type="dxa"/>
-          </w:tblCellMar>
-        </w:tblPrEx>
         <w:tc>
           <w:tcPr>
             <w:tcW w:w="2200" w:type="dxa"/>
@@ -6415,12 +6118,6 @@
         </w:tc>
       </w:tr>
       <w:tr>
-        <w:tblPrEx>
-          <w:tblCellMar>
-            <w:top w:w="0" w:type="dxa"/>
-            <w:bottom w:w="0" w:type="dxa"/>
-          </w:tblCellMar>
-        </w:tblPrEx>
         <w:tc>
           <w:tcPr>
             <w:tcW w:w="2200" w:type="dxa"/>
@@ -6563,12 +6260,6 @@
         </w:tc>
       </w:tr>
       <w:tr>
-        <w:tblPrEx>
-          <w:tblCellMar>
-            <w:top w:w="0" w:type="dxa"/>
-            <w:bottom w:w="0" w:type="dxa"/>
-          </w:tblCellMar>
-        </w:tblPrEx>
         <w:tc>
           <w:tcPr>
             <w:tcW w:w="2200" w:type="dxa"/>
@@ -6697,12 +6388,6 @@
         </w:tc>
       </w:tr>
       <w:tr>
-        <w:tblPrEx>
-          <w:tblCellMar>
-            <w:top w:w="0" w:type="dxa"/>
-            <w:bottom w:w="0" w:type="dxa"/>
-          </w:tblCellMar>
-        </w:tblPrEx>
         <w:tc>
           <w:tcPr>
             <w:tcW w:w="2200" w:type="dxa"/>
@@ -6845,12 +6530,6 @@
         </w:tc>
       </w:tr>
       <w:tr>
-        <w:tblPrEx>
-          <w:tblCellMar>
-            <w:top w:w="0" w:type="dxa"/>
-            <w:bottom w:w="0" w:type="dxa"/>
-          </w:tblCellMar>
-        </w:tblPrEx>
         <w:tc>
           <w:tcPr>
             <w:tcW w:w="2200" w:type="dxa"/>
@@ -6989,12 +6668,6 @@
         </w:tc>
       </w:tr>
       <w:tr>
-        <w:tblPrEx>
-          <w:tblCellMar>
-            <w:top w:w="0" w:type="dxa"/>
-            <w:bottom w:w="0" w:type="dxa"/>
-          </w:tblCellMar>
-        </w:tblPrEx>
         <w:tc>
           <w:tcPr>
             <w:tcW w:w="2200" w:type="dxa"/>
@@ -7120,12 +6793,6 @@
         </w:tc>
       </w:tr>
       <w:tr>
-        <w:tblPrEx>
-          <w:tblCellMar>
-            <w:top w:w="0" w:type="dxa"/>
-            <w:bottom w:w="0" w:type="dxa"/>
-          </w:tblCellMar>
-        </w:tblPrEx>
         <w:tc>
           <w:tcPr>
             <w:tcW w:w="2200" w:type="dxa"/>
@@ -7282,12 +6949,6 @@
         </w:tc>
       </w:tr>
       <w:tr>
-        <w:tblPrEx>
-          <w:tblCellMar>
-            <w:top w:w="0" w:type="dxa"/>
-            <w:bottom w:w="0" w:type="dxa"/>
-          </w:tblCellMar>
-        </w:tblPrEx>
         <w:tc>
           <w:tcPr>
             <w:tcW w:w="2200" w:type="dxa"/>
@@ -7402,12 +7063,6 @@
         </w:tc>
       </w:tr>
       <w:tr>
-        <w:tblPrEx>
-          <w:tblCellMar>
-            <w:top w:w="0" w:type="dxa"/>
-            <w:bottom w:w="0" w:type="dxa"/>
-          </w:tblCellMar>
-        </w:tblPrEx>
         <w:tc>
           <w:tcPr>
             <w:tcW w:w="2200" w:type="dxa"/>
@@ -7528,12 +7183,6 @@
         </w:tc>
       </w:tr>
       <w:tr>
-        <w:tblPrEx>
-          <w:tblCellMar>
-            <w:top w:w="0" w:type="dxa"/>
-            <w:bottom w:w="0" w:type="dxa"/>
-          </w:tblCellMar>
-        </w:tblPrEx>
         <w:tc>
           <w:tcPr>
             <w:tcW w:w="2200" w:type="dxa"/>
@@ -7650,12 +7299,6 @@
         </w:tc>
       </w:tr>
       <w:tr>
-        <w:tblPrEx>
-          <w:tblCellMar>
-            <w:top w:w="0" w:type="dxa"/>
-            <w:bottom w:w="0" w:type="dxa"/>
-          </w:tblCellMar>
-        </w:tblPrEx>
         <w:tc>
           <w:tcPr>
             <w:tcW w:w="2200" w:type="dxa"/>
@@ -7852,15 +7495,7 @@
           <w:sz w:val="18"/>
           <w:szCs w:val="18"/>
         </w:rPr>
-        <w:t xml:space="preserve"> -G "https://api.signa.so/v1/trademarks" -H "Au</w:t>
-      </w:r>
-      <w:r>
-        <w:rPr>
-          <w:rFonts w:ascii="Consolas" w:eastAsia="Consolas" w:hAnsi="Consolas" w:cs="Consolas"/>
-          <w:sz w:val="18"/>
-          <w:szCs w:val="18"/>
-        </w:rPr>
-        <w:t xml:space="preserve">thorization: Bearer </w:t>
+        <w:t xml:space="preserve"> -G "https://api.signa.so/v1/trademarks" -H "Authorization: Bearer </w:t>
       </w:r>
       <w:r>
         <w:rPr>
@@ -8624,12 +8259,6 @@
         <w:gridCol w:w="2850"/>
       </w:tblGrid>
       <w:tr>
-        <w:tblPrEx>
-          <w:tblCellMar>
-            <w:top w:w="0" w:type="dxa"/>
-            <w:bottom w:w="0" w:type="dxa"/>
-          </w:tblCellMar>
-        </w:tblPrEx>
         <w:trPr>
           <w:tblHeader/>
         </w:trPr>
@@ -8759,12 +8388,6 @@
         </w:tc>
       </w:tr>
       <w:tr>
-        <w:tblPrEx>
-          <w:tblCellMar>
-            <w:top w:w="0" w:type="dxa"/>
-            <w:bottom w:w="0" w:type="dxa"/>
-          </w:tblCellMar>
-        </w:tblPrEx>
         <w:tc>
           <w:tcPr>
             <w:tcW w:w="2200" w:type="dxa"/>
@@ -8879,12 +8502,6 @@
         </w:tc>
       </w:tr>
       <w:tr>
-        <w:tblPrEx>
-          <w:tblCellMar>
-            <w:top w:w="0" w:type="dxa"/>
-            <w:bottom w:w="0" w:type="dxa"/>
-          </w:tblCellMar>
-        </w:tblPrEx>
         <w:tc>
           <w:tcPr>
             <w:tcW w:w="2200" w:type="dxa"/>
@@ -9003,12 +8620,6 @@
         </w:tc>
       </w:tr>
       <w:tr>
-        <w:tblPrEx>
-          <w:tblCellMar>
-            <w:top w:w="0" w:type="dxa"/>
-            <w:bottom w:w="0" w:type="dxa"/>
-          </w:tblCellMar>
-        </w:tblPrEx>
         <w:tc>
           <w:tcPr>
             <w:tcW w:w="2200" w:type="dxa"/>
@@ -9159,12 +8770,6 @@
         </w:tc>
       </w:tr>
       <w:tr>
-        <w:tblPrEx>
-          <w:tblCellMar>
-            <w:top w:w="0" w:type="dxa"/>
-            <w:bottom w:w="0" w:type="dxa"/>
-          </w:tblCellMar>
-        </w:tblPrEx>
         <w:tc>
           <w:tcPr>
             <w:tcW w:w="2200" w:type="dxa"/>
@@ -9285,12 +8890,6 @@
         </w:tc>
       </w:tr>
       <w:tr>
-        <w:tblPrEx>
-          <w:tblCellMar>
-            <w:top w:w="0" w:type="dxa"/>
-            <w:bottom w:w="0" w:type="dxa"/>
-          </w:tblCellMar>
-        </w:tblPrEx>
         <w:tc>
           <w:tcPr>
             <w:tcW w:w="2200" w:type="dxa"/>
@@ -9407,12 +9006,6 @@
         </w:tc>
       </w:tr>
       <w:tr>
-        <w:tblPrEx>
-          <w:tblCellMar>
-            <w:top w:w="0" w:type="dxa"/>
-            <w:bottom w:w="0" w:type="dxa"/>
-          </w:tblCellMar>
-        </w:tblPrEx>
         <w:tc>
           <w:tcPr>
             <w:tcW w:w="2200" w:type="dxa"/>
@@ -9533,12 +9126,6 @@
         </w:tc>
       </w:tr>
       <w:tr>
-        <w:tblPrEx>
-          <w:tblCellMar>
-            <w:top w:w="0" w:type="dxa"/>
-            <w:bottom w:w="0" w:type="dxa"/>
-          </w:tblCellMar>
-        </w:tblPrEx>
         <w:tc>
           <w:tcPr>
             <w:tcW w:w="2200" w:type="dxa"/>
@@ -9814,12 +9401,6 @@
         <w:gridCol w:w="2611"/>
       </w:tblGrid>
       <w:tr>
-        <w:tblPrEx>
-          <w:tblCellMar>
-            <w:top w:w="0" w:type="dxa"/>
-            <w:bottom w:w="0" w:type="dxa"/>
-          </w:tblCellMar>
-        </w:tblPrEx>
         <w:trPr>
           <w:tblHeader/>
         </w:trPr>
@@ -9971,12 +9552,6 @@
         </w:tc>
       </w:tr>
       <w:tr>
-        <w:tblPrEx>
-          <w:tblCellMar>
-            <w:top w:w="0" w:type="dxa"/>
-            <w:bottom w:w="0" w:type="dxa"/>
-          </w:tblCellMar>
-        </w:tblPrEx>
         <w:tc>
           <w:tcPr>
             <w:tcW w:w="4306" w:type="dxa"/>
@@ -10161,12 +9736,6 @@
         </w:tc>
       </w:tr>
       <w:tr>
-        <w:tblPrEx>
-          <w:tblCellMar>
-            <w:top w:w="0" w:type="dxa"/>
-            <w:bottom w:w="0" w:type="dxa"/>
-          </w:tblCellMar>
-        </w:tblPrEx>
         <w:tc>
           <w:tcPr>
             <w:tcW w:w="4306" w:type="dxa"/>
@@ -10321,12 +9890,6 @@
         </w:tc>
       </w:tr>
       <w:tr>
-        <w:tblPrEx>
-          <w:tblCellMar>
-            <w:top w:w="0" w:type="dxa"/>
-            <w:bottom w:w="0" w:type="dxa"/>
-          </w:tblCellMar>
-        </w:tblPrEx>
         <w:tc>
           <w:tcPr>
             <w:tcW w:w="4306" w:type="dxa"/>
@@ -10483,12 +10046,6 @@
         </w:tc>
       </w:tr>
       <w:tr>
-        <w:tblPrEx>
-          <w:tblCellMar>
-            <w:top w:w="0" w:type="dxa"/>
-            <w:bottom w:w="0" w:type="dxa"/>
-          </w:tblCellMar>
-        </w:tblPrEx>
         <w:tc>
           <w:tcPr>
             <w:tcW w:w="4306" w:type="dxa"/>
@@ -10645,12 +10202,6 @@
         </w:tc>
       </w:tr>
       <w:tr>
-        <w:tblPrEx>
-          <w:tblCellMar>
-            <w:top w:w="0" w:type="dxa"/>
-            <w:bottom w:w="0" w:type="dxa"/>
-          </w:tblCellMar>
-        </w:tblPrEx>
         <w:tc>
           <w:tcPr>
             <w:tcW w:w="4306" w:type="dxa"/>
@@ -10807,12 +10358,6 @@
         </w:tc>
       </w:tr>
       <w:tr>
-        <w:tblPrEx>
-          <w:tblCellMar>
-            <w:top w:w="0" w:type="dxa"/>
-            <w:bottom w:w="0" w:type="dxa"/>
-          </w:tblCellMar>
-        </w:tblPrEx>
         <w:tc>
           <w:tcPr>
             <w:tcW w:w="4306" w:type="dxa"/>
@@ -10969,12 +10514,6 @@
         </w:tc>
       </w:tr>
       <w:tr>
-        <w:tblPrEx>
-          <w:tblCellMar>
-            <w:top w:w="0" w:type="dxa"/>
-            <w:bottom w:w="0" w:type="dxa"/>
-          </w:tblCellMar>
-        </w:tblPrEx>
         <w:tc>
           <w:tcPr>
             <w:tcW w:w="4306" w:type="dxa"/>
@@ -11149,12 +10688,6 @@
         </w:tc>
       </w:tr>
       <w:tr>
-        <w:tblPrEx>
-          <w:tblCellMar>
-            <w:top w:w="0" w:type="dxa"/>
-            <w:bottom w:w="0" w:type="dxa"/>
-          </w:tblCellMar>
-        </w:tblPrEx>
         <w:tc>
           <w:tcPr>
             <w:tcW w:w="4306" w:type="dxa"/>
@@ -11333,12 +10866,6 @@
         </w:tc>
       </w:tr>
       <w:tr>
-        <w:tblPrEx>
-          <w:tblCellMar>
-            <w:top w:w="0" w:type="dxa"/>
-            <w:bottom w:w="0" w:type="dxa"/>
-          </w:tblCellMar>
-        </w:tblPrEx>
         <w:tc>
           <w:tcPr>
             <w:tcW w:w="4306" w:type="dxa"/>
@@ -11495,12 +11022,6 @@
         </w:tc>
       </w:tr>
       <w:tr>
-        <w:tblPrEx>
-          <w:tblCellMar>
-            <w:top w:w="0" w:type="dxa"/>
-            <w:bottom w:w="0" w:type="dxa"/>
-          </w:tblCellMar>
-        </w:tblPrEx>
         <w:tc>
           <w:tcPr>
             <w:tcW w:w="4306" w:type="dxa"/>
@@ -11657,12 +11178,6 @@
         </w:tc>
       </w:tr>
       <w:tr>
-        <w:tblPrEx>
-          <w:tblCellMar>
-            <w:top w:w="0" w:type="dxa"/>
-            <w:bottom w:w="0" w:type="dxa"/>
-          </w:tblCellMar>
-        </w:tblPrEx>
         <w:tc>
           <w:tcPr>
             <w:tcW w:w="4306" w:type="dxa"/>
@@ -11853,12 +11368,6 @@
         </w:tc>
       </w:tr>
       <w:tr>
-        <w:tblPrEx>
-          <w:tblCellMar>
-            <w:top w:w="0" w:type="dxa"/>
-            <w:bottom w:w="0" w:type="dxa"/>
-          </w:tblCellMar>
-        </w:tblPrEx>
         <w:tc>
           <w:tcPr>
             <w:tcW w:w="4306" w:type="dxa"/>
@@ -12037,12 +11546,6 @@
         </w:tc>
       </w:tr>
       <w:tr>
-        <w:tblPrEx>
-          <w:tblCellMar>
-            <w:top w:w="0" w:type="dxa"/>
-            <w:bottom w:w="0" w:type="dxa"/>
-          </w:tblCellMar>
-        </w:tblPrEx>
         <w:tc>
           <w:tcPr>
             <w:tcW w:w="4306" w:type="dxa"/>
@@ -12199,12 +11702,6 @@
         </w:tc>
       </w:tr>
       <w:tr>
-        <w:tblPrEx>
-          <w:tblCellMar>
-            <w:top w:w="0" w:type="dxa"/>
-            <w:bottom w:w="0" w:type="dxa"/>
-          </w:tblCellMar>
-        </w:tblPrEx>
         <w:tc>
           <w:tcPr>
             <w:tcW w:w="4306" w:type="dxa"/>
@@ -12361,12 +11858,6 @@
         </w:tc>
       </w:tr>
       <w:tr>
-        <w:tblPrEx>
-          <w:tblCellMar>
-            <w:top w:w="0" w:type="dxa"/>
-            <w:bottom w:w="0" w:type="dxa"/>
-          </w:tblCellMar>
-        </w:tblPrEx>
         <w:tc>
           <w:tcPr>
             <w:tcW w:w="4306" w:type="dxa"/>
@@ -12523,12 +12014,6 @@
         </w:tc>
       </w:tr>
       <w:tr>
-        <w:tblPrEx>
-          <w:tblCellMar>
-            <w:top w:w="0" w:type="dxa"/>
-            <w:bottom w:w="0" w:type="dxa"/>
-          </w:tblCellMar>
-        </w:tblPrEx>
         <w:tc>
           <w:tcPr>
             <w:tcW w:w="4306" w:type="dxa"/>
@@ -12791,12 +12276,6 @@
         </w:tc>
       </w:tr>
       <w:tr>
-        <w:tblPrEx>
-          <w:tblCellMar>
-            <w:top w:w="0" w:type="dxa"/>
-            <w:bottom w:w="0" w:type="dxa"/>
-          </w:tblCellMar>
-        </w:tblPrEx>
         <w:tc>
           <w:tcPr>
             <w:tcW w:w="4306" w:type="dxa"/>
@@ -12975,12 +12454,6 @@
         </w:tc>
       </w:tr>
       <w:tr>
-        <w:tblPrEx>
-          <w:tblCellMar>
-            <w:top w:w="0" w:type="dxa"/>
-            <w:bottom w:w="0" w:type="dxa"/>
-          </w:tblCellMar>
-        </w:tblPrEx>
         <w:tc>
           <w:tcPr>
             <w:tcW w:w="4306" w:type="dxa"/>
@@ -13137,12 +12610,6 @@
         </w:tc>
       </w:tr>
       <w:tr>
-        <w:tblPrEx>
-          <w:tblCellMar>
-            <w:top w:w="0" w:type="dxa"/>
-            <w:bottom w:w="0" w:type="dxa"/>
-          </w:tblCellMar>
-        </w:tblPrEx>
         <w:tc>
           <w:tcPr>
             <w:tcW w:w="4306" w:type="dxa"/>
@@ -13300,12 +12767,6 @@
         </w:tc>
       </w:tr>
       <w:tr>
-        <w:tblPrEx>
-          <w:tblCellMar>
-            <w:top w:w="0" w:type="dxa"/>
-            <w:bottom w:w="0" w:type="dxa"/>
-          </w:tblCellMar>
-        </w:tblPrEx>
         <w:tc>
           <w:tcPr>
             <w:tcW w:w="4306" w:type="dxa"/>
@@ -13472,12 +12933,6 @@
         </w:tc>
       </w:tr>
       <w:tr>
-        <w:tblPrEx>
-          <w:tblCellMar>
-            <w:top w:w="0" w:type="dxa"/>
-            <w:bottom w:w="0" w:type="dxa"/>
-          </w:tblCellMar>
-        </w:tblPrEx>
         <w:tc>
           <w:tcPr>
             <w:tcW w:w="4306" w:type="dxa"/>
@@ -13652,12 +13107,6 @@
         </w:tc>
       </w:tr>
       <w:tr>
-        <w:tblPrEx>
-          <w:tblCellMar>
-            <w:top w:w="0" w:type="dxa"/>
-            <w:bottom w:w="0" w:type="dxa"/>
-          </w:tblCellMar>
-        </w:tblPrEx>
         <w:tc>
           <w:tcPr>
             <w:tcW w:w="4306" w:type="dxa"/>
@@ -13822,12 +13271,6 @@
         </w:tc>
       </w:tr>
       <w:tr>
-        <w:tblPrEx>
-          <w:tblCellMar>
-            <w:top w:w="0" w:type="dxa"/>
-            <w:bottom w:w="0" w:type="dxa"/>
-          </w:tblCellMar>
-        </w:tblPrEx>
         <w:tc>
           <w:tcPr>
             <w:tcW w:w="4306" w:type="dxa"/>
@@ -13994,12 +13437,6 @@
         </w:tc>
       </w:tr>
       <w:tr>
-        <w:tblPrEx>
-          <w:tblCellMar>
-            <w:top w:w="0" w:type="dxa"/>
-            <w:bottom w:w="0" w:type="dxa"/>
-          </w:tblCellMar>
-        </w:tblPrEx>
         <w:tc>
           <w:tcPr>
             <w:tcW w:w="4306" w:type="dxa"/>
@@ -14174,12 +13611,6 @@
         </w:tc>
       </w:tr>
       <w:tr>
-        <w:tblPrEx>
-          <w:tblCellMar>
-            <w:top w:w="0" w:type="dxa"/>
-            <w:bottom w:w="0" w:type="dxa"/>
-          </w:tblCellMar>
-        </w:tblPrEx>
         <w:tc>
           <w:tcPr>
             <w:tcW w:w="4306" w:type="dxa"/>
@@ -14354,12 +13785,6 @@
         </w:tc>
       </w:tr>
       <w:tr>
-        <w:tblPrEx>
-          <w:tblCellMar>
-            <w:top w:w="0" w:type="dxa"/>
-            <w:bottom w:w="0" w:type="dxa"/>
-          </w:tblCellMar>
-        </w:tblPrEx>
         <w:tc>
           <w:tcPr>
             <w:tcW w:w="4306" w:type="dxa"/>
@@ -14552,12 +13977,6 @@
         </w:tc>
       </w:tr>
       <w:tr>
-        <w:tblPrEx>
-          <w:tblCellMar>
-            <w:top w:w="0" w:type="dxa"/>
-            <w:bottom w:w="0" w:type="dxa"/>
-          </w:tblCellMar>
-        </w:tblPrEx>
         <w:tc>
           <w:tcPr>
             <w:tcW w:w="4306" w:type="dxa"/>
@@ -14712,12 +14131,6 @@
         </w:tc>
       </w:tr>
       <w:tr>
-        <w:tblPrEx>
-          <w:tblCellMar>
-            <w:top w:w="0" w:type="dxa"/>
-            <w:bottom w:w="0" w:type="dxa"/>
-          </w:tblCellMar>
-        </w:tblPrEx>
         <w:tc>
           <w:tcPr>
             <w:tcW w:w="4306" w:type="dxa"/>
@@ -14874,12 +14287,6 @@
         </w:tc>
       </w:tr>
       <w:tr>
-        <w:tblPrEx>
-          <w:tblCellMar>
-            <w:top w:w="0" w:type="dxa"/>
-            <w:bottom w:w="0" w:type="dxa"/>
-          </w:tblCellMar>
-        </w:tblPrEx>
         <w:tc>
           <w:tcPr>
             <w:tcW w:w="4306" w:type="dxa"/>
@@ -15036,12 +14443,6 @@
         </w:tc>
       </w:tr>
       <w:tr>
-        <w:tblPrEx>
-          <w:tblCellMar>
-            <w:top w:w="0" w:type="dxa"/>
-            <w:bottom w:w="0" w:type="dxa"/>
-          </w:tblCellMar>
-        </w:tblPrEx>
         <w:tc>
           <w:tcPr>
             <w:tcW w:w="4306" w:type="dxa"/>
@@ -15476,15 +14877,7 @@
         <w:rPr>
           <w:rStyle w:val="Strong"/>
         </w:rPr>
-        <w:t>sta</w:t>
-      </w:r>
-      <w:bookmarkStart w:id="0" w:name="_GoBack"/>
-      <w:bookmarkEnd w:id="0"/>
-      <w:r>
-        <w:rPr>
-          <w:rStyle w:val="Strong"/>
-        </w:rPr>
-        <w:t>tus.raw_code</w:t>
+        <w:t>status.raw_code</w:t>
       </w:r>
       <w:proofErr w:type="spellEnd"/>
       <w:r>
@@ -15502,6 +14895,1444 @@
         <w:t xml:space="preserve"> fields were not present, even though they are mentioned in the API documentation.</w:t>
       </w:r>
     </w:p>
+    <w:p/>
+    <w:p/>
+    <w:p>
+      <w:pPr>
+        <w:spacing w:after="80"/>
+        <w:rPr>
+          <w:b/>
+          <w:bCs/>
+          <w:color w:val="1F3864"/>
+          <w:sz w:val="28"/>
+          <w:szCs w:val="24"/>
+        </w:rPr>
+      </w:pPr>
+      <w:r>
+        <w:rPr>
+          <w:b/>
+          <w:bCs/>
+          <w:color w:val="1F3864"/>
+          <w:sz w:val="28"/>
+          <w:szCs w:val="24"/>
+        </w:rPr>
+        <w:t>2. INPI-FR</w:t>
+      </w:r>
+    </w:p>
+    <w:p>
+      <w:pPr>
+        <w:spacing w:after="200"/>
+      </w:pPr>
+      <w:r>
+        <w:rPr>
+          <w:b/>
+          <w:bCs/>
+        </w:rPr>
+        <w:t xml:space="preserve">Jurisdiction: </w:t>
+      </w:r>
+      <w:r>
+        <w:t>France</w:t>
+      </w:r>
+      <w:r>
+        <w:rPr>
+          <w:b/>
+          <w:bCs/>
+        </w:rPr>
+        <w:t xml:space="preserve">     Office code (offices= </w:t>
+      </w:r>
+      <w:proofErr w:type="spellStart"/>
+      <w:r>
+        <w:rPr>
+          <w:b/>
+          <w:bCs/>
+        </w:rPr>
+        <w:t>param</w:t>
+      </w:r>
+      <w:proofErr w:type="spellEnd"/>
+      <w:r>
+        <w:rPr>
+          <w:b/>
+          <w:bCs/>
+        </w:rPr>
+        <w:t xml:space="preserve">): </w:t>
+      </w:r>
+      <w:proofErr w:type="spellStart"/>
+      <w:r>
+        <w:t>inpi-fr</w:t>
+      </w:r>
+      <w:proofErr w:type="spellEnd"/>
+    </w:p>
+    <w:p>
+      <w:pPr>
+        <w:pStyle w:val="Heading2"/>
+        <w:spacing w:before="280" w:after="120"/>
+      </w:pPr>
+      <w:proofErr w:type="gramStart"/>
+      <w:r>
+        <w:t>4.1  What</w:t>
+      </w:r>
+      <w:proofErr w:type="gramEnd"/>
+      <w:r>
+        <w:t xml:space="preserve"> trademark data </w:t>
+      </w:r>
+      <w:proofErr w:type="spellStart"/>
+      <w:r>
+        <w:t>Signa</w:t>
+      </w:r>
+      <w:proofErr w:type="spellEnd"/>
+      <w:r>
+        <w:t xml:space="preserve"> provides</w:t>
+      </w:r>
+    </w:p>
+    <w:p>
+      <w:pPr>
+        <w:pStyle w:val="ds-markdown-paragraph"/>
+        <w:numPr>
+          <w:ilvl w:val="0"/>
+          <w:numId w:val="9"/>
+        </w:numPr>
+        <w:shd w:val="clear" w:color="auto" w:fill="FFFFFF"/>
+        <w:spacing w:after="0" w:afterAutospacing="0"/>
+        <w:rPr>
+          <w:rFonts w:ascii="Calibri" w:eastAsia="Calibri" w:hAnsi="Calibri" w:cs="Calibri"/>
+          <w:sz w:val="21"/>
+          <w:szCs w:val="21"/>
+        </w:rPr>
+      </w:pPr>
+      <w:r>
+        <w:rPr>
+          <w:rFonts w:ascii="Calibri" w:eastAsia="Calibri" w:hAnsi="Calibri" w:cs="Calibri"/>
+          <w:sz w:val="21"/>
+          <w:szCs w:val="21"/>
+        </w:rPr>
+        <w:t>The response is bibliographically rich, including key identifiers (application/registration numbers), comprehensive lifecycle dates (filing, registration, expiry, publication), and detailed owner information.</w:t>
+      </w:r>
+    </w:p>
+    <w:p>
+      <w:pPr>
+        <w:pStyle w:val="ds-markdown-paragraph"/>
+        <w:numPr>
+          <w:ilvl w:val="0"/>
+          <w:numId w:val="9"/>
+        </w:numPr>
+        <w:shd w:val="clear" w:color="auto" w:fill="FFFFFF"/>
+        <w:spacing w:after="0" w:afterAutospacing="0"/>
+        <w:rPr>
+          <w:rFonts w:ascii="Calibri" w:eastAsia="Calibri" w:hAnsi="Calibri" w:cs="Calibri"/>
+          <w:sz w:val="21"/>
+          <w:szCs w:val="21"/>
+        </w:rPr>
+      </w:pPr>
+      <w:r>
+        <w:rPr>
+          <w:rFonts w:ascii="Calibri" w:eastAsia="Calibri" w:hAnsi="Calibri" w:cs="Calibri"/>
+          <w:sz w:val="21"/>
+          <w:szCs w:val="21"/>
+        </w:rPr>
+        <w:t>It covers different mark types: </w:t>
+      </w:r>
+      <w:r>
+        <w:rPr>
+          <w:rFonts w:ascii="Calibri" w:eastAsia="Calibri" w:hAnsi="Calibri" w:cs="Calibri"/>
+          <w:sz w:val="21"/>
+          <w:szCs w:val="21"/>
+        </w:rPr>
+        <w:t>word</w:t>
+      </w:r>
+      <w:r>
+        <w:rPr>
+          <w:rFonts w:ascii="Calibri" w:eastAsia="Calibri" w:hAnsi="Calibri" w:cs="Calibri"/>
+          <w:sz w:val="21"/>
+          <w:szCs w:val="21"/>
+        </w:rPr>
+        <w:t> marks and </w:t>
+      </w:r>
+      <w:r>
+        <w:rPr>
+          <w:rFonts w:ascii="Calibri" w:eastAsia="Calibri" w:hAnsi="Calibri" w:cs="Calibri"/>
+          <w:sz w:val="21"/>
+          <w:szCs w:val="21"/>
+        </w:rPr>
+        <w:t>combined</w:t>
+      </w:r>
+      <w:r>
+        <w:rPr>
+          <w:rFonts w:ascii="Calibri" w:eastAsia="Calibri" w:hAnsi="Calibri" w:cs="Calibri"/>
+          <w:sz w:val="21"/>
+          <w:szCs w:val="21"/>
+        </w:rPr>
+        <w:t> (word and design) marks, as indicated by the </w:t>
+      </w:r>
+      <w:proofErr w:type="spellStart"/>
+      <w:r>
+        <w:rPr>
+          <w:rFonts w:ascii="Calibri" w:eastAsia="Calibri" w:hAnsi="Calibri" w:cs="Calibri"/>
+          <w:sz w:val="21"/>
+          <w:szCs w:val="21"/>
+        </w:rPr>
+        <w:t>mark_feature_type</w:t>
+      </w:r>
+      <w:proofErr w:type="spellEnd"/>
+      <w:r>
+        <w:rPr>
+          <w:rFonts w:ascii="Calibri" w:eastAsia="Calibri" w:hAnsi="Calibri" w:cs="Calibri"/>
+          <w:sz w:val="21"/>
+          <w:szCs w:val="21"/>
+        </w:rPr>
+        <w:t> field.</w:t>
+      </w:r>
+    </w:p>
+    <w:p>
+      <w:pPr>
+        <w:pStyle w:val="ds-markdown-paragraph"/>
+        <w:numPr>
+          <w:ilvl w:val="0"/>
+          <w:numId w:val="9"/>
+        </w:numPr>
+        <w:shd w:val="clear" w:color="auto" w:fill="FFFFFF"/>
+        <w:spacing w:after="0" w:afterAutospacing="0"/>
+        <w:rPr>
+          <w:rFonts w:ascii="Calibri" w:eastAsia="Calibri" w:hAnsi="Calibri" w:cs="Calibri"/>
+          <w:sz w:val="21"/>
+          <w:szCs w:val="21"/>
+        </w:rPr>
+      </w:pPr>
+      <w:r>
+        <w:rPr>
+          <w:rFonts w:ascii="Calibri" w:eastAsia="Calibri" w:hAnsi="Calibri" w:cs="Calibri"/>
+          <w:sz w:val="21"/>
+          <w:szCs w:val="21"/>
+        </w:rPr>
+        <w:t xml:space="preserve">Owner data is enriched. For public companies like Apple Inc., </w:t>
+      </w:r>
+      <w:proofErr w:type="spellStart"/>
+      <w:r>
+        <w:rPr>
+          <w:rFonts w:ascii="Calibri" w:eastAsia="Calibri" w:hAnsi="Calibri" w:cs="Calibri"/>
+          <w:sz w:val="21"/>
+          <w:szCs w:val="21"/>
+        </w:rPr>
+        <w:t>Signa</w:t>
+      </w:r>
+      <w:proofErr w:type="spellEnd"/>
+      <w:r>
+        <w:rPr>
+          <w:rFonts w:ascii="Calibri" w:eastAsia="Calibri" w:hAnsi="Calibri" w:cs="Calibri"/>
+          <w:sz w:val="21"/>
+          <w:szCs w:val="21"/>
+        </w:rPr>
+        <w:t xml:space="preserve"> appends financial identifiers (ticker, exchange, LEI) from sources like GLEIF. It also distinguishes between owners that have been "resolved" (matched to a known entity) and those that are "derived" (parsed from the filing text).</w:t>
+      </w:r>
+    </w:p>
+    <w:p>
+      <w:pPr>
+        <w:pStyle w:val="ds-markdown-paragraph"/>
+        <w:numPr>
+          <w:ilvl w:val="0"/>
+          <w:numId w:val="9"/>
+        </w:numPr>
+        <w:shd w:val="clear" w:color="auto" w:fill="FFFFFF"/>
+        <w:spacing w:after="0" w:afterAutospacing="0"/>
+        <w:rPr>
+          <w:rFonts w:ascii="Calibri" w:eastAsia="Calibri" w:hAnsi="Calibri" w:cs="Calibri"/>
+          <w:sz w:val="21"/>
+          <w:szCs w:val="21"/>
+        </w:rPr>
+      </w:pPr>
+      <w:r>
+        <w:rPr>
+          <w:rFonts w:ascii="Calibri" w:eastAsia="Calibri" w:hAnsi="Calibri" w:cs="Calibri"/>
+          <w:sz w:val="21"/>
+          <w:szCs w:val="21"/>
+        </w:rPr>
+        <w:t>The status of each trademark is normalized into a structured </w:t>
+      </w:r>
+      <w:r>
+        <w:rPr>
+          <w:rFonts w:ascii="Calibri" w:eastAsia="Calibri" w:hAnsi="Calibri" w:cs="Calibri"/>
+          <w:sz w:val="21"/>
+          <w:szCs w:val="21"/>
+        </w:rPr>
+        <w:t>status</w:t>
+      </w:r>
+      <w:r>
+        <w:rPr>
+          <w:rFonts w:ascii="Calibri" w:eastAsia="Calibri" w:hAnsi="Calibri" w:cs="Calibri"/>
+          <w:sz w:val="21"/>
+          <w:szCs w:val="21"/>
+        </w:rPr>
+        <w:t> object with fields like </w:t>
+      </w:r>
+      <w:r>
+        <w:rPr>
+          <w:rFonts w:ascii="Calibri" w:eastAsia="Calibri" w:hAnsi="Calibri" w:cs="Calibri"/>
+          <w:sz w:val="21"/>
+          <w:szCs w:val="21"/>
+        </w:rPr>
+        <w:t>primary</w:t>
+      </w:r>
+      <w:r>
+        <w:rPr>
+          <w:rFonts w:ascii="Calibri" w:eastAsia="Calibri" w:hAnsi="Calibri" w:cs="Calibri"/>
+          <w:sz w:val="21"/>
+          <w:szCs w:val="21"/>
+        </w:rPr>
+        <w:t> status, </w:t>
+      </w:r>
+      <w:r>
+        <w:rPr>
+          <w:rFonts w:ascii="Calibri" w:eastAsia="Calibri" w:hAnsi="Calibri" w:cs="Calibri"/>
+          <w:sz w:val="21"/>
+          <w:szCs w:val="21"/>
+        </w:rPr>
+        <w:t>stage</w:t>
+      </w:r>
+      <w:r>
+        <w:rPr>
+          <w:rFonts w:ascii="Calibri" w:eastAsia="Calibri" w:hAnsi="Calibri" w:cs="Calibri"/>
+          <w:sz w:val="21"/>
+          <w:szCs w:val="21"/>
+        </w:rPr>
+        <w:t>, and </w:t>
+      </w:r>
+      <w:proofErr w:type="spellStart"/>
+      <w:r>
+        <w:rPr>
+          <w:rFonts w:ascii="Calibri" w:eastAsia="Calibri" w:hAnsi="Calibri" w:cs="Calibri"/>
+          <w:sz w:val="21"/>
+          <w:szCs w:val="21"/>
+        </w:rPr>
+        <w:t>effective_date</w:t>
+      </w:r>
+      <w:proofErr w:type="spellEnd"/>
+      <w:r>
+        <w:rPr>
+          <w:rFonts w:ascii="Calibri" w:eastAsia="Calibri" w:hAnsi="Calibri" w:cs="Calibri"/>
+          <w:sz w:val="21"/>
+          <w:szCs w:val="21"/>
+        </w:rPr>
+        <w:t>.</w:t>
+      </w:r>
+    </w:p>
+    <w:p>
+      <w:pPr>
+        <w:pStyle w:val="ds-markdown-paragraph"/>
+        <w:numPr>
+          <w:ilvl w:val="0"/>
+          <w:numId w:val="9"/>
+        </w:numPr>
+        <w:shd w:val="clear" w:color="auto" w:fill="FFFFFF"/>
+        <w:spacing w:after="0" w:afterAutospacing="0"/>
+        <w:rPr>
+          <w:rFonts w:ascii="Calibri" w:eastAsia="Calibri" w:hAnsi="Calibri" w:cs="Calibri"/>
+          <w:sz w:val="21"/>
+          <w:szCs w:val="21"/>
+        </w:rPr>
+      </w:pPr>
+      <w:r>
+        <w:rPr>
+          <w:rFonts w:ascii="Calibri" w:eastAsia="Calibri" w:hAnsi="Calibri" w:cs="Calibri"/>
+          <w:sz w:val="21"/>
+          <w:szCs w:val="21"/>
+        </w:rPr>
+        <w:t>Legal proceeding information can be found in </w:t>
+      </w:r>
+      <w:proofErr w:type="spellStart"/>
+      <w:r>
+        <w:rPr>
+          <w:rFonts w:ascii="Calibri" w:eastAsia="Calibri" w:hAnsi="Calibri" w:cs="Calibri"/>
+          <w:sz w:val="21"/>
+          <w:szCs w:val="21"/>
+        </w:rPr>
+        <w:t>status.challenges</w:t>
+      </w:r>
+      <w:proofErr w:type="spellEnd"/>
+      <w:r>
+        <w:rPr>
+          <w:rFonts w:ascii="Calibri" w:eastAsia="Calibri" w:hAnsi="Calibri" w:cs="Calibri"/>
+          <w:sz w:val="21"/>
+          <w:szCs w:val="21"/>
+        </w:rPr>
+        <w:t>, though it was uncommon in this sample.</w:t>
+      </w:r>
+    </w:p>
+    <w:p>
+      <w:pPr>
+        <w:pStyle w:val="ds-markdown-paragraph"/>
+        <w:numPr>
+          <w:ilvl w:val="0"/>
+          <w:numId w:val="9"/>
+        </w:numPr>
+        <w:shd w:val="clear" w:color="auto" w:fill="FFFFFF"/>
+        <w:spacing w:after="0" w:afterAutospacing="0"/>
+        <w:rPr>
+          <w:rFonts w:ascii="Calibri" w:eastAsia="Calibri" w:hAnsi="Calibri" w:cs="Calibri"/>
+          <w:sz w:val="21"/>
+          <w:szCs w:val="21"/>
+        </w:rPr>
+      </w:pPr>
+      <w:r>
+        <w:rPr>
+          <w:rFonts w:ascii="Calibri" w:eastAsia="Calibri" w:hAnsi="Calibri" w:cs="Calibri"/>
+          <w:sz w:val="21"/>
+          <w:szCs w:val="21"/>
+        </w:rPr>
+        <w:t>Search relevance metadata (</w:t>
+      </w:r>
+      <w:proofErr w:type="spellStart"/>
+      <w:r>
+        <w:rPr>
+          <w:rFonts w:ascii="Calibri" w:eastAsia="Calibri" w:hAnsi="Calibri" w:cs="Calibri"/>
+          <w:sz w:val="21"/>
+          <w:szCs w:val="21"/>
+        </w:rPr>
+        <w:t>relevance_score</w:t>
+      </w:r>
+      <w:proofErr w:type="spellEnd"/>
+      <w:r>
+        <w:rPr>
+          <w:rFonts w:ascii="Calibri" w:eastAsia="Calibri" w:hAnsi="Calibri" w:cs="Calibri"/>
+          <w:sz w:val="21"/>
+          <w:szCs w:val="21"/>
+        </w:rPr>
+        <w:t>, </w:t>
+      </w:r>
+      <w:proofErr w:type="spellStart"/>
+      <w:r>
+        <w:rPr>
+          <w:rFonts w:ascii="Calibri" w:eastAsia="Calibri" w:hAnsi="Calibri" w:cs="Calibri"/>
+          <w:sz w:val="21"/>
+          <w:szCs w:val="21"/>
+        </w:rPr>
+        <w:t>match_explanation</w:t>
+      </w:r>
+      <w:proofErr w:type="spellEnd"/>
+      <w:r>
+        <w:rPr>
+          <w:rFonts w:ascii="Calibri" w:eastAsia="Calibri" w:hAnsi="Calibri" w:cs="Calibri"/>
+          <w:sz w:val="21"/>
+          <w:szCs w:val="21"/>
+        </w:rPr>
+        <w:t>) is included for each record, indicating how well the mark matched the search query.</w:t>
+      </w:r>
+    </w:p>
+    <w:p>
+      <w:pPr>
+        <w:pStyle w:val="ds-markdown-paragraph"/>
+        <w:numPr>
+          <w:ilvl w:val="0"/>
+          <w:numId w:val="9"/>
+        </w:numPr>
+        <w:shd w:val="clear" w:color="auto" w:fill="FFFFFF"/>
+        <w:spacing w:after="0" w:afterAutospacing="0"/>
+        <w:rPr>
+          <w:rFonts w:ascii="Calibri" w:eastAsia="Calibri" w:hAnsi="Calibri" w:cs="Calibri"/>
+          <w:sz w:val="21"/>
+          <w:szCs w:val="21"/>
+        </w:rPr>
+      </w:pPr>
+      <w:r>
+        <w:rPr>
+          <w:rFonts w:ascii="Calibri" w:eastAsia="Calibri" w:hAnsi="Calibri" w:cs="Calibri"/>
+          <w:sz w:val="21"/>
+          <w:szCs w:val="21"/>
+        </w:rPr>
+        <w:t>The data includes a link (</w:t>
+      </w:r>
+      <w:proofErr w:type="spellStart"/>
+      <w:r>
+        <w:rPr>
+          <w:rFonts w:ascii="Calibri" w:eastAsia="Calibri" w:hAnsi="Calibri" w:cs="Calibri"/>
+          <w:sz w:val="21"/>
+          <w:szCs w:val="21"/>
+        </w:rPr>
+        <w:t>primary_image_url</w:t>
+      </w:r>
+      <w:proofErr w:type="spellEnd"/>
+      <w:r>
+        <w:rPr>
+          <w:rFonts w:ascii="Calibri" w:eastAsia="Calibri" w:hAnsi="Calibri" w:cs="Calibri"/>
+          <w:sz w:val="21"/>
+          <w:szCs w:val="21"/>
+        </w:rPr>
+        <w:t>) to the trademark image if one is available.</w:t>
+      </w:r>
+    </w:p>
+    <w:p>
+      <w:pPr>
+        <w:pStyle w:val="Heading2"/>
+        <w:spacing w:before="280" w:after="120"/>
+      </w:pPr>
+      <w:proofErr w:type="gramStart"/>
+      <w:r>
+        <w:t>4.2  Response</w:t>
+      </w:r>
+      <w:proofErr w:type="gramEnd"/>
+      <w:r>
+        <w:t xml:space="preserve"> structure</w:t>
+      </w:r>
+    </w:p>
+    <w:p>
+      <w:pPr>
+        <w:spacing w:after="120"/>
+        <w:rPr>
+          <w:color w:val="000000"/>
+        </w:rPr>
+      </w:pPr>
+      <w:r>
+        <w:rPr>
+          <w:color w:val="000000"/>
+        </w:rPr>
+        <w:t>Confirm which top-level keys appeared in the actual response for this office.</w:t>
+      </w:r>
+    </w:p>
+    <w:tbl>
+      <w:tblPr>
+        <w:tblW w:w="9640" w:type="dxa"/>
+        <w:tblBorders>
+          <w:top w:val="single" w:sz="4" w:space="0" w:color="auto"/>
+          <w:left w:val="single" w:sz="4" w:space="0" w:color="auto"/>
+          <w:bottom w:val="single" w:sz="4" w:space="0" w:color="auto"/>
+          <w:right w:val="single" w:sz="4" w:space="0" w:color="auto"/>
+          <w:insideH w:val="single" w:sz="4" w:space="0" w:color="auto"/>
+          <w:insideV w:val="single" w:sz="4" w:space="0" w:color="auto"/>
+        </w:tblBorders>
+        <w:tblCellMar>
+          <w:left w:w="10" w:type="dxa"/>
+          <w:right w:w="10" w:type="dxa"/>
+        </w:tblCellMar>
+        <w:tblLook w:val="04A0" w:firstRow="1" w:lastRow="0" w:firstColumn="1" w:lastColumn="0" w:noHBand="0" w:noVBand="1"/>
+      </w:tblPr>
+      <w:tblGrid>
+        <w:gridCol w:w="2128"/>
+        <w:gridCol w:w="3391"/>
+        <w:gridCol w:w="1271"/>
+        <w:gridCol w:w="2850"/>
+      </w:tblGrid>
+      <w:tr>
+        <w:trPr>
+          <w:tblHeader/>
+        </w:trPr>
+        <w:tc>
+          <w:tcPr>
+            <w:tcW w:w="2128" w:type="dxa"/>
+            <w:tcBorders>
+              <w:top w:val="single" w:sz="4" w:space="0" w:color="B7C6D9"/>
+              <w:left w:val="single" w:sz="4" w:space="0" w:color="B7C6D9"/>
+              <w:bottom w:val="single" w:sz="4" w:space="0" w:color="B7C6D9"/>
+              <w:right w:val="single" w:sz="4" w:space="0" w:color="B7C6D9"/>
+            </w:tcBorders>
+            <w:shd w:val="clear" w:color="auto" w:fill="1F3864"/>
+            <w:tcMar>
+              <w:top w:w="80" w:type="dxa"/>
+              <w:left w:w="100" w:type="dxa"/>
+              <w:bottom w:w="80" w:type="dxa"/>
+              <w:right w:w="100" w:type="dxa"/>
+            </w:tcMar>
+            <w:vAlign w:val="center"/>
+          </w:tcPr>
+          <w:p>
+            <w:r>
+              <w:rPr>
+                <w:b/>
+                <w:bCs/>
+                <w:color w:val="FFFFFF"/>
+                <w:sz w:val="19"/>
+                <w:szCs w:val="19"/>
+              </w:rPr>
+              <w:t>Top-level key</w:t>
+            </w:r>
+          </w:p>
+        </w:tc>
+        <w:tc>
+          <w:tcPr>
+            <w:tcW w:w="3391" w:type="dxa"/>
+            <w:tcBorders>
+              <w:top w:val="single" w:sz="4" w:space="0" w:color="B7C6D9"/>
+              <w:left w:val="single" w:sz="4" w:space="0" w:color="B7C6D9"/>
+              <w:bottom w:val="single" w:sz="4" w:space="0" w:color="B7C6D9"/>
+              <w:right w:val="single" w:sz="4" w:space="0" w:color="B7C6D9"/>
+            </w:tcBorders>
+            <w:shd w:val="clear" w:color="auto" w:fill="1F3864"/>
+            <w:tcMar>
+              <w:top w:w="80" w:type="dxa"/>
+              <w:left w:w="100" w:type="dxa"/>
+              <w:bottom w:w="80" w:type="dxa"/>
+              <w:right w:w="100" w:type="dxa"/>
+            </w:tcMar>
+            <w:vAlign w:val="center"/>
+          </w:tcPr>
+          <w:p>
+            <w:r>
+              <w:rPr>
+                <w:b/>
+                <w:bCs/>
+                <w:color w:val="FFFFFF"/>
+                <w:sz w:val="19"/>
+                <w:szCs w:val="19"/>
+              </w:rPr>
+              <w:t>Description</w:t>
+            </w:r>
+          </w:p>
+        </w:tc>
+        <w:tc>
+          <w:tcPr>
+            <w:tcW w:w="1271" w:type="dxa"/>
+            <w:tcBorders>
+              <w:top w:val="single" w:sz="4" w:space="0" w:color="B7C6D9"/>
+              <w:left w:val="single" w:sz="4" w:space="0" w:color="B7C6D9"/>
+              <w:bottom w:val="single" w:sz="4" w:space="0" w:color="B7C6D9"/>
+              <w:right w:val="single" w:sz="4" w:space="0" w:color="B7C6D9"/>
+            </w:tcBorders>
+            <w:shd w:val="clear" w:color="auto" w:fill="1F3864"/>
+            <w:tcMar>
+              <w:top w:w="80" w:type="dxa"/>
+              <w:left w:w="100" w:type="dxa"/>
+              <w:bottom w:w="80" w:type="dxa"/>
+              <w:right w:w="100" w:type="dxa"/>
+            </w:tcMar>
+            <w:vAlign w:val="center"/>
+          </w:tcPr>
+          <w:p>
+            <w:r>
+              <w:rPr>
+                <w:b/>
+                <w:bCs/>
+                <w:color w:val="FFFFFF"/>
+                <w:sz w:val="19"/>
+                <w:szCs w:val="19"/>
+              </w:rPr>
+              <w:t>Observed?</w:t>
+            </w:r>
+          </w:p>
+        </w:tc>
+        <w:tc>
+          <w:tcPr>
+            <w:tcW w:w="2850" w:type="dxa"/>
+            <w:tcBorders>
+              <w:top w:val="single" w:sz="4" w:space="0" w:color="B7C6D9"/>
+              <w:left w:val="single" w:sz="4" w:space="0" w:color="B7C6D9"/>
+              <w:bottom w:val="single" w:sz="4" w:space="0" w:color="B7C6D9"/>
+              <w:right w:val="single" w:sz="4" w:space="0" w:color="B7C6D9"/>
+            </w:tcBorders>
+            <w:shd w:val="clear" w:color="auto" w:fill="1F3864"/>
+            <w:tcMar>
+              <w:top w:w="80" w:type="dxa"/>
+              <w:left w:w="100" w:type="dxa"/>
+              <w:bottom w:w="80" w:type="dxa"/>
+              <w:right w:w="100" w:type="dxa"/>
+            </w:tcMar>
+            <w:vAlign w:val="center"/>
+          </w:tcPr>
+          <w:p>
+            <w:r>
+              <w:rPr>
+                <w:b/>
+                <w:bCs/>
+                <w:color w:val="FFFFFF"/>
+                <w:sz w:val="19"/>
+                <w:szCs w:val="19"/>
+              </w:rPr>
+              <w:t>Notes</w:t>
+            </w:r>
+          </w:p>
+        </w:tc>
+      </w:tr>
+      <w:tr>
+        <w:tc>
+          <w:tcPr>
+            <w:tcW w:w="2128" w:type="dxa"/>
+            <w:tcBorders>
+              <w:top w:val="single" w:sz="4" w:space="0" w:color="B7C6D9"/>
+              <w:left w:val="single" w:sz="4" w:space="0" w:color="B7C6D9"/>
+              <w:bottom w:val="single" w:sz="4" w:space="0" w:color="B7C6D9"/>
+              <w:right w:val="single" w:sz="4" w:space="0" w:color="B7C6D9"/>
+            </w:tcBorders>
+            <w:tcMar>
+              <w:top w:w="80" w:type="dxa"/>
+              <w:left w:w="100" w:type="dxa"/>
+              <w:bottom w:w="80" w:type="dxa"/>
+              <w:right w:w="100" w:type="dxa"/>
+            </w:tcMar>
+            <w:vAlign w:val="center"/>
+          </w:tcPr>
+          <w:p>
+            <w:r>
+              <w:rPr>
+                <w:color w:val="000000"/>
+                <w:sz w:val="19"/>
+                <w:szCs w:val="19"/>
+              </w:rPr>
+              <w:t>object</w:t>
+            </w:r>
+          </w:p>
+        </w:tc>
+        <w:tc>
+          <w:tcPr>
+            <w:tcW w:w="3391" w:type="dxa"/>
+            <w:tcBorders>
+              <w:top w:val="single" w:sz="4" w:space="0" w:color="B7C6D9"/>
+              <w:left w:val="single" w:sz="4" w:space="0" w:color="B7C6D9"/>
+              <w:bottom w:val="single" w:sz="4" w:space="0" w:color="B7C6D9"/>
+              <w:right w:val="single" w:sz="4" w:space="0" w:color="B7C6D9"/>
+            </w:tcBorders>
+            <w:tcMar>
+              <w:top w:w="80" w:type="dxa"/>
+              <w:left w:w="100" w:type="dxa"/>
+              <w:bottom w:w="80" w:type="dxa"/>
+              <w:right w:w="100" w:type="dxa"/>
+            </w:tcMar>
+            <w:vAlign w:val="center"/>
+          </w:tcPr>
+          <w:p>
+            <w:r>
+              <w:rPr>
+                <w:color w:val="000000"/>
+                <w:sz w:val="19"/>
+                <w:szCs w:val="19"/>
+              </w:rPr>
+              <w:t>Type of response object returned.</w:t>
+            </w:r>
+          </w:p>
+        </w:tc>
+        <w:tc>
+          <w:tcPr>
+            <w:tcW w:w="1271" w:type="dxa"/>
+            <w:tcBorders>
+              <w:top w:val="single" w:sz="4" w:space="0" w:color="B7C6D9"/>
+              <w:left w:val="single" w:sz="4" w:space="0" w:color="B7C6D9"/>
+              <w:bottom w:val="single" w:sz="4" w:space="0" w:color="B7C6D9"/>
+              <w:right w:val="single" w:sz="4" w:space="0" w:color="B7C6D9"/>
+            </w:tcBorders>
+            <w:tcMar>
+              <w:top w:w="80" w:type="dxa"/>
+              <w:left w:w="100" w:type="dxa"/>
+              <w:bottom w:w="80" w:type="dxa"/>
+              <w:right w:w="100" w:type="dxa"/>
+            </w:tcMar>
+            <w:vAlign w:val="center"/>
+          </w:tcPr>
+          <w:p>
+            <w:r>
+              <w:rPr>
+                <w:color w:val="000000"/>
+                <w:sz w:val="19"/>
+                <w:szCs w:val="19"/>
+              </w:rPr>
+              <w:t>Yes</w:t>
+            </w:r>
+          </w:p>
+        </w:tc>
+        <w:tc>
+          <w:tcPr>
+            <w:tcW w:w="2850" w:type="dxa"/>
+            <w:tcBorders>
+              <w:top w:val="single" w:sz="4" w:space="0" w:color="B7C6D9"/>
+              <w:left w:val="single" w:sz="4" w:space="0" w:color="B7C6D9"/>
+              <w:bottom w:val="single" w:sz="4" w:space="0" w:color="B7C6D9"/>
+              <w:right w:val="single" w:sz="4" w:space="0" w:color="B7C6D9"/>
+            </w:tcBorders>
+            <w:tcMar>
+              <w:top w:w="80" w:type="dxa"/>
+              <w:left w:w="100" w:type="dxa"/>
+              <w:bottom w:w="80" w:type="dxa"/>
+              <w:right w:w="100" w:type="dxa"/>
+            </w:tcMar>
+            <w:vAlign w:val="center"/>
+          </w:tcPr>
+          <w:p>
+            <w:r>
+              <w:rPr>
+                <w:color w:val="000000"/>
+                <w:sz w:val="19"/>
+                <w:szCs w:val="19"/>
+              </w:rPr>
+              <w:t>"list"</w:t>
+            </w:r>
+          </w:p>
+        </w:tc>
+      </w:tr>
+      <w:tr>
+        <w:tc>
+          <w:tcPr>
+            <w:tcW w:w="2128" w:type="dxa"/>
+            <w:tcBorders>
+              <w:top w:val="single" w:sz="4" w:space="0" w:color="B7C6D9"/>
+              <w:left w:val="single" w:sz="4" w:space="0" w:color="B7C6D9"/>
+              <w:bottom w:val="single" w:sz="4" w:space="0" w:color="B7C6D9"/>
+              <w:right w:val="single" w:sz="4" w:space="0" w:color="B7C6D9"/>
+            </w:tcBorders>
+            <w:shd w:val="clear" w:color="auto" w:fill="F2F2F2"/>
+            <w:tcMar>
+              <w:top w:w="80" w:type="dxa"/>
+              <w:left w:w="100" w:type="dxa"/>
+              <w:bottom w:w="80" w:type="dxa"/>
+              <w:right w:w="100" w:type="dxa"/>
+            </w:tcMar>
+            <w:vAlign w:val="center"/>
+          </w:tcPr>
+          <w:p>
+            <w:r>
+              <w:rPr>
+                <w:color w:val="000000"/>
+                <w:sz w:val="19"/>
+                <w:szCs w:val="19"/>
+              </w:rPr>
+              <w:t>data[]</w:t>
+            </w:r>
+          </w:p>
+        </w:tc>
+        <w:tc>
+          <w:tcPr>
+            <w:tcW w:w="3391" w:type="dxa"/>
+            <w:tcBorders>
+              <w:top w:val="single" w:sz="4" w:space="0" w:color="B7C6D9"/>
+              <w:left w:val="single" w:sz="4" w:space="0" w:color="B7C6D9"/>
+              <w:bottom w:val="single" w:sz="4" w:space="0" w:color="B7C6D9"/>
+              <w:right w:val="single" w:sz="4" w:space="0" w:color="B7C6D9"/>
+            </w:tcBorders>
+            <w:shd w:val="clear" w:color="auto" w:fill="F2F2F2"/>
+            <w:tcMar>
+              <w:top w:w="80" w:type="dxa"/>
+              <w:left w:w="100" w:type="dxa"/>
+              <w:bottom w:w="80" w:type="dxa"/>
+              <w:right w:w="100" w:type="dxa"/>
+            </w:tcMar>
+            <w:vAlign w:val="center"/>
+          </w:tcPr>
+          <w:p>
+            <w:r>
+              <w:rPr>
+                <w:color w:val="000000"/>
+                <w:sz w:val="19"/>
+                <w:szCs w:val="19"/>
+              </w:rPr>
+              <w:t>Array of trademark record objects — the actual results.</w:t>
+            </w:r>
+          </w:p>
+        </w:tc>
+        <w:tc>
+          <w:tcPr>
+            <w:tcW w:w="1271" w:type="dxa"/>
+            <w:tcBorders>
+              <w:top w:val="single" w:sz="4" w:space="0" w:color="B7C6D9"/>
+              <w:left w:val="single" w:sz="4" w:space="0" w:color="B7C6D9"/>
+              <w:bottom w:val="single" w:sz="4" w:space="0" w:color="B7C6D9"/>
+              <w:right w:val="single" w:sz="4" w:space="0" w:color="B7C6D9"/>
+            </w:tcBorders>
+            <w:shd w:val="clear" w:color="auto" w:fill="F2F2F2"/>
+            <w:tcMar>
+              <w:top w:w="80" w:type="dxa"/>
+              <w:left w:w="100" w:type="dxa"/>
+              <w:bottom w:w="80" w:type="dxa"/>
+              <w:right w:w="100" w:type="dxa"/>
+            </w:tcMar>
+            <w:vAlign w:val="center"/>
+          </w:tcPr>
+          <w:p>
+            <w:r>
+              <w:rPr>
+                <w:color w:val="000000"/>
+                <w:sz w:val="19"/>
+                <w:szCs w:val="19"/>
+              </w:rPr>
+              <w:t>Yes</w:t>
+            </w:r>
+          </w:p>
+        </w:tc>
+        <w:tc>
+          <w:tcPr>
+            <w:tcW w:w="2850" w:type="dxa"/>
+            <w:tcBorders>
+              <w:top w:val="single" w:sz="4" w:space="0" w:color="B7C6D9"/>
+              <w:left w:val="single" w:sz="4" w:space="0" w:color="B7C6D9"/>
+              <w:bottom w:val="single" w:sz="4" w:space="0" w:color="B7C6D9"/>
+              <w:right w:val="single" w:sz="4" w:space="0" w:color="B7C6D9"/>
+            </w:tcBorders>
+            <w:shd w:val="clear" w:color="auto" w:fill="F2F2F2"/>
+            <w:tcMar>
+              <w:top w:w="80" w:type="dxa"/>
+              <w:left w:w="100" w:type="dxa"/>
+              <w:bottom w:w="80" w:type="dxa"/>
+              <w:right w:w="100" w:type="dxa"/>
+            </w:tcMar>
+            <w:vAlign w:val="center"/>
+          </w:tcPr>
+          <w:p>
+            <w:r>
+              <w:rPr>
+                <w:color w:val="000000"/>
+                <w:sz w:val="19"/>
+                <w:szCs w:val="19"/>
+              </w:rPr>
+              <w:t>20 records returned</w:t>
+            </w:r>
+          </w:p>
+        </w:tc>
+      </w:tr>
+      <w:tr>
+        <w:tc>
+          <w:tcPr>
+            <w:tcW w:w="2128" w:type="dxa"/>
+            <w:tcBorders>
+              <w:top w:val="single" w:sz="4" w:space="0" w:color="B7C6D9"/>
+              <w:left w:val="single" w:sz="4" w:space="0" w:color="B7C6D9"/>
+              <w:bottom w:val="single" w:sz="4" w:space="0" w:color="B7C6D9"/>
+              <w:right w:val="single" w:sz="4" w:space="0" w:color="B7C6D9"/>
+            </w:tcBorders>
+            <w:shd w:val="clear" w:color="auto" w:fill="F2F2F2"/>
+            <w:tcMar>
+              <w:top w:w="80" w:type="dxa"/>
+              <w:left w:w="100" w:type="dxa"/>
+              <w:bottom w:w="80" w:type="dxa"/>
+              <w:right w:w="100" w:type="dxa"/>
+            </w:tcMar>
+            <w:vAlign w:val="center"/>
+          </w:tcPr>
+          <w:p>
+            <w:proofErr w:type="spellStart"/>
+            <w:r>
+              <w:rPr>
+                <w:color w:val="000000"/>
+                <w:sz w:val="19"/>
+                <w:szCs w:val="19"/>
+              </w:rPr>
+              <w:t>has_more</w:t>
+            </w:r>
+            <w:proofErr w:type="spellEnd"/>
+          </w:p>
+        </w:tc>
+        <w:tc>
+          <w:tcPr>
+            <w:tcW w:w="3391" w:type="dxa"/>
+            <w:tcBorders>
+              <w:top w:val="single" w:sz="4" w:space="0" w:color="B7C6D9"/>
+              <w:left w:val="single" w:sz="4" w:space="0" w:color="B7C6D9"/>
+              <w:bottom w:val="single" w:sz="4" w:space="0" w:color="B7C6D9"/>
+              <w:right w:val="single" w:sz="4" w:space="0" w:color="B7C6D9"/>
+            </w:tcBorders>
+            <w:shd w:val="clear" w:color="auto" w:fill="F2F2F2"/>
+            <w:tcMar>
+              <w:top w:w="80" w:type="dxa"/>
+              <w:left w:w="100" w:type="dxa"/>
+              <w:bottom w:w="80" w:type="dxa"/>
+              <w:right w:w="100" w:type="dxa"/>
+            </w:tcMar>
+            <w:vAlign w:val="center"/>
+          </w:tcPr>
+          <w:p>
+            <w:r>
+              <w:rPr>
+                <w:color w:val="000000"/>
+                <w:sz w:val="19"/>
+                <w:szCs w:val="19"/>
+              </w:rPr>
+              <w:t>Boolean — whether more results exist beyond this page.</w:t>
+            </w:r>
+          </w:p>
+        </w:tc>
+        <w:tc>
+          <w:tcPr>
+            <w:tcW w:w="1271" w:type="dxa"/>
+            <w:tcBorders>
+              <w:top w:val="single" w:sz="4" w:space="0" w:color="B7C6D9"/>
+              <w:left w:val="single" w:sz="4" w:space="0" w:color="B7C6D9"/>
+              <w:bottom w:val="single" w:sz="4" w:space="0" w:color="B7C6D9"/>
+              <w:right w:val="single" w:sz="4" w:space="0" w:color="B7C6D9"/>
+            </w:tcBorders>
+            <w:shd w:val="clear" w:color="auto" w:fill="F2F2F2"/>
+            <w:tcMar>
+              <w:top w:w="80" w:type="dxa"/>
+              <w:left w:w="100" w:type="dxa"/>
+              <w:bottom w:w="80" w:type="dxa"/>
+              <w:right w:w="100" w:type="dxa"/>
+            </w:tcMar>
+            <w:vAlign w:val="center"/>
+          </w:tcPr>
+          <w:p>
+            <w:r>
+              <w:rPr>
+                <w:color w:val="000000"/>
+                <w:sz w:val="19"/>
+                <w:szCs w:val="19"/>
+              </w:rPr>
+              <w:t>Yes</w:t>
+            </w:r>
+          </w:p>
+        </w:tc>
+        <w:tc>
+          <w:tcPr>
+            <w:tcW w:w="2850" w:type="dxa"/>
+            <w:tcBorders>
+              <w:top w:val="single" w:sz="4" w:space="0" w:color="B7C6D9"/>
+              <w:left w:val="single" w:sz="4" w:space="0" w:color="B7C6D9"/>
+              <w:bottom w:val="single" w:sz="4" w:space="0" w:color="B7C6D9"/>
+              <w:right w:val="single" w:sz="4" w:space="0" w:color="B7C6D9"/>
+            </w:tcBorders>
+            <w:shd w:val="clear" w:color="auto" w:fill="F2F2F2"/>
+            <w:tcMar>
+              <w:top w:w="80" w:type="dxa"/>
+              <w:left w:w="100" w:type="dxa"/>
+              <w:bottom w:w="80" w:type="dxa"/>
+              <w:right w:w="100" w:type="dxa"/>
+            </w:tcMar>
+            <w:vAlign w:val="center"/>
+          </w:tcPr>
+          <w:p>
+            <w:r>
+              <w:rPr>
+                <w:color w:val="000000"/>
+                <w:sz w:val="19"/>
+                <w:szCs w:val="19"/>
+              </w:rPr>
+              <w:t>true</w:t>
+            </w:r>
+          </w:p>
+        </w:tc>
+      </w:tr>
+      <w:tr>
+        <w:tc>
+          <w:tcPr>
+            <w:tcW w:w="2128" w:type="dxa"/>
+            <w:tcBorders>
+              <w:top w:val="single" w:sz="4" w:space="0" w:color="B7C6D9"/>
+              <w:left w:val="single" w:sz="4" w:space="0" w:color="B7C6D9"/>
+              <w:bottom w:val="single" w:sz="4" w:space="0" w:color="B7C6D9"/>
+              <w:right w:val="single" w:sz="4" w:space="0" w:color="B7C6D9"/>
+            </w:tcBorders>
+            <w:tcMar>
+              <w:top w:w="80" w:type="dxa"/>
+              <w:left w:w="100" w:type="dxa"/>
+              <w:bottom w:w="80" w:type="dxa"/>
+              <w:right w:w="100" w:type="dxa"/>
+            </w:tcMar>
+            <w:vAlign w:val="center"/>
+          </w:tcPr>
+          <w:p>
+            <w:proofErr w:type="spellStart"/>
+            <w:r>
+              <w:rPr>
+                <w:color w:val="000000"/>
+                <w:sz w:val="19"/>
+                <w:szCs w:val="19"/>
+              </w:rPr>
+              <w:t>pagination.cursor</w:t>
+            </w:r>
+            <w:proofErr w:type="spellEnd"/>
+          </w:p>
+        </w:tc>
+        <w:tc>
+          <w:tcPr>
+            <w:tcW w:w="3391" w:type="dxa"/>
+            <w:tcBorders>
+              <w:top w:val="single" w:sz="4" w:space="0" w:color="B7C6D9"/>
+              <w:left w:val="single" w:sz="4" w:space="0" w:color="B7C6D9"/>
+              <w:bottom w:val="single" w:sz="4" w:space="0" w:color="B7C6D9"/>
+              <w:right w:val="single" w:sz="4" w:space="0" w:color="B7C6D9"/>
+            </w:tcBorders>
+            <w:tcMar>
+              <w:top w:w="80" w:type="dxa"/>
+              <w:left w:w="100" w:type="dxa"/>
+              <w:bottom w:w="80" w:type="dxa"/>
+              <w:right w:w="100" w:type="dxa"/>
+            </w:tcMar>
+            <w:vAlign w:val="center"/>
+          </w:tcPr>
+          <w:p>
+            <w:r>
+              <w:rPr>
+                <w:color w:val="000000"/>
+                <w:sz w:val="19"/>
+                <w:szCs w:val="19"/>
+              </w:rPr>
+              <w:t>Token used to fetch the next page of results.</w:t>
+            </w:r>
+          </w:p>
+        </w:tc>
+        <w:tc>
+          <w:tcPr>
+            <w:tcW w:w="1271" w:type="dxa"/>
+            <w:tcBorders>
+              <w:top w:val="single" w:sz="4" w:space="0" w:color="B7C6D9"/>
+              <w:left w:val="single" w:sz="4" w:space="0" w:color="B7C6D9"/>
+              <w:bottom w:val="single" w:sz="4" w:space="0" w:color="B7C6D9"/>
+              <w:right w:val="single" w:sz="4" w:space="0" w:color="B7C6D9"/>
+            </w:tcBorders>
+            <w:tcMar>
+              <w:top w:w="80" w:type="dxa"/>
+              <w:left w:w="100" w:type="dxa"/>
+              <w:bottom w:w="80" w:type="dxa"/>
+              <w:right w:w="100" w:type="dxa"/>
+            </w:tcMar>
+            <w:vAlign w:val="center"/>
+          </w:tcPr>
+          <w:p>
+            <w:r>
+              <w:rPr>
+                <w:color w:val="000000"/>
+                <w:sz w:val="19"/>
+                <w:szCs w:val="19"/>
+              </w:rPr>
+              <w:t>Yes</w:t>
+            </w:r>
+          </w:p>
+        </w:tc>
+        <w:tc>
+          <w:tcPr>
+            <w:tcW w:w="2850" w:type="dxa"/>
+            <w:tcBorders>
+              <w:top w:val="single" w:sz="4" w:space="0" w:color="B7C6D9"/>
+              <w:left w:val="single" w:sz="4" w:space="0" w:color="B7C6D9"/>
+              <w:bottom w:val="single" w:sz="4" w:space="0" w:color="B7C6D9"/>
+              <w:right w:val="single" w:sz="4" w:space="0" w:color="B7C6D9"/>
+            </w:tcBorders>
+            <w:tcMar>
+              <w:top w:w="80" w:type="dxa"/>
+              <w:left w:w="100" w:type="dxa"/>
+              <w:bottom w:w="80" w:type="dxa"/>
+              <w:right w:w="100" w:type="dxa"/>
+            </w:tcMar>
+            <w:vAlign w:val="center"/>
+          </w:tcPr>
+          <w:p>
+            <w:r>
+              <w:rPr>
+                <w:color w:val="000000"/>
+                <w:sz w:val="19"/>
+                <w:szCs w:val="19"/>
+              </w:rPr>
+              <w:t>opaque base64 string present</w:t>
+            </w:r>
+          </w:p>
+        </w:tc>
+      </w:tr>
+      <w:tr>
+        <w:tc>
+          <w:tcPr>
+            <w:tcW w:w="2128" w:type="dxa"/>
+            <w:tcBorders>
+              <w:top w:val="single" w:sz="4" w:space="0" w:color="B7C6D9"/>
+              <w:left w:val="single" w:sz="4" w:space="0" w:color="B7C6D9"/>
+              <w:bottom w:val="single" w:sz="4" w:space="0" w:color="B7C6D9"/>
+              <w:right w:val="single" w:sz="4" w:space="0" w:color="B7C6D9"/>
+            </w:tcBorders>
+            <w:shd w:val="clear" w:color="auto" w:fill="F2F2F2"/>
+            <w:tcMar>
+              <w:top w:w="80" w:type="dxa"/>
+              <w:left w:w="100" w:type="dxa"/>
+              <w:bottom w:w="80" w:type="dxa"/>
+              <w:right w:w="100" w:type="dxa"/>
+            </w:tcMar>
+            <w:vAlign w:val="center"/>
+          </w:tcPr>
+          <w:p>
+            <w:proofErr w:type="spellStart"/>
+            <w:r>
+              <w:rPr>
+                <w:color w:val="000000"/>
+                <w:sz w:val="19"/>
+                <w:szCs w:val="19"/>
+              </w:rPr>
+              <w:t>request_id</w:t>
+            </w:r>
+            <w:proofErr w:type="spellEnd"/>
+          </w:p>
+        </w:tc>
+        <w:tc>
+          <w:tcPr>
+            <w:tcW w:w="3391" w:type="dxa"/>
+            <w:tcBorders>
+              <w:top w:val="single" w:sz="4" w:space="0" w:color="B7C6D9"/>
+              <w:left w:val="single" w:sz="4" w:space="0" w:color="B7C6D9"/>
+              <w:bottom w:val="single" w:sz="4" w:space="0" w:color="B7C6D9"/>
+              <w:right w:val="single" w:sz="4" w:space="0" w:color="B7C6D9"/>
+            </w:tcBorders>
+            <w:shd w:val="clear" w:color="auto" w:fill="F2F2F2"/>
+            <w:tcMar>
+              <w:top w:w="80" w:type="dxa"/>
+              <w:left w:w="100" w:type="dxa"/>
+              <w:bottom w:w="80" w:type="dxa"/>
+              <w:right w:w="100" w:type="dxa"/>
+            </w:tcMar>
+            <w:vAlign w:val="center"/>
+          </w:tcPr>
+          <w:p>
+            <w:r>
+              <w:rPr>
+                <w:color w:val="000000"/>
+                <w:sz w:val="19"/>
+                <w:szCs w:val="19"/>
+              </w:rPr>
+              <w:t>Unique ID for this API request, useful for support/debugging.</w:t>
+            </w:r>
+          </w:p>
+        </w:tc>
+        <w:tc>
+          <w:tcPr>
+            <w:tcW w:w="1271" w:type="dxa"/>
+            <w:tcBorders>
+              <w:top w:val="single" w:sz="4" w:space="0" w:color="B7C6D9"/>
+              <w:left w:val="single" w:sz="4" w:space="0" w:color="B7C6D9"/>
+              <w:bottom w:val="single" w:sz="4" w:space="0" w:color="B7C6D9"/>
+              <w:right w:val="single" w:sz="4" w:space="0" w:color="B7C6D9"/>
+            </w:tcBorders>
+            <w:shd w:val="clear" w:color="auto" w:fill="F2F2F2"/>
+            <w:tcMar>
+              <w:top w:w="80" w:type="dxa"/>
+              <w:left w:w="100" w:type="dxa"/>
+              <w:bottom w:w="80" w:type="dxa"/>
+              <w:right w:w="100" w:type="dxa"/>
+            </w:tcMar>
+            <w:vAlign w:val="center"/>
+          </w:tcPr>
+          <w:p>
+            <w:r>
+              <w:rPr>
+                <w:color w:val="000000"/>
+                <w:sz w:val="19"/>
+                <w:szCs w:val="19"/>
+              </w:rPr>
+              <w:t>Yes</w:t>
+            </w:r>
+          </w:p>
+        </w:tc>
+        <w:tc>
+          <w:tcPr>
+            <w:tcW w:w="2850" w:type="dxa"/>
+            <w:tcBorders>
+              <w:top w:val="single" w:sz="4" w:space="0" w:color="B7C6D9"/>
+              <w:left w:val="single" w:sz="4" w:space="0" w:color="B7C6D9"/>
+              <w:bottom w:val="single" w:sz="4" w:space="0" w:color="B7C6D9"/>
+              <w:right w:val="single" w:sz="4" w:space="0" w:color="B7C6D9"/>
+            </w:tcBorders>
+            <w:shd w:val="clear" w:color="auto" w:fill="F2F2F2"/>
+            <w:tcMar>
+              <w:top w:w="80" w:type="dxa"/>
+              <w:left w:w="100" w:type="dxa"/>
+              <w:bottom w:w="80" w:type="dxa"/>
+              <w:right w:w="100" w:type="dxa"/>
+            </w:tcMar>
+            <w:vAlign w:val="center"/>
+          </w:tcPr>
+          <w:p>
+            <w:r>
+              <w:rPr>
+                <w:color w:val="000000"/>
+                <w:sz w:val="19"/>
+                <w:szCs w:val="19"/>
+              </w:rPr>
+              <w:t>req_01kxj97psztn102vjpy0d08na9</w:t>
+            </w:r>
+          </w:p>
+        </w:tc>
+      </w:tr>
+      <w:tr>
+        <w:tc>
+          <w:tcPr>
+            <w:tcW w:w="2128" w:type="dxa"/>
+            <w:tcBorders>
+              <w:top w:val="single" w:sz="4" w:space="0" w:color="B7C6D9"/>
+              <w:left w:val="single" w:sz="4" w:space="0" w:color="B7C6D9"/>
+              <w:bottom w:val="single" w:sz="4" w:space="0" w:color="B7C6D9"/>
+              <w:right w:val="single" w:sz="4" w:space="0" w:color="B7C6D9"/>
+            </w:tcBorders>
+            <w:tcMar>
+              <w:top w:w="80" w:type="dxa"/>
+              <w:left w:w="100" w:type="dxa"/>
+              <w:bottom w:w="80" w:type="dxa"/>
+              <w:right w:w="100" w:type="dxa"/>
+            </w:tcMar>
+            <w:vAlign w:val="center"/>
+          </w:tcPr>
+          <w:p>
+            <w:proofErr w:type="spellStart"/>
+            <w:r>
+              <w:rPr>
+                <w:color w:val="000000"/>
+                <w:sz w:val="19"/>
+                <w:szCs w:val="19"/>
+              </w:rPr>
+              <w:t>search_meta</w:t>
+            </w:r>
+            <w:proofErr w:type="spellEnd"/>
+          </w:p>
+        </w:tc>
+        <w:tc>
+          <w:tcPr>
+            <w:tcW w:w="3391" w:type="dxa"/>
+            <w:tcBorders>
+              <w:top w:val="single" w:sz="4" w:space="0" w:color="B7C6D9"/>
+              <w:left w:val="single" w:sz="4" w:space="0" w:color="B7C6D9"/>
+              <w:bottom w:val="single" w:sz="4" w:space="0" w:color="B7C6D9"/>
+              <w:right w:val="single" w:sz="4" w:space="0" w:color="B7C6D9"/>
+            </w:tcBorders>
+            <w:tcMar>
+              <w:top w:w="80" w:type="dxa"/>
+              <w:left w:w="100" w:type="dxa"/>
+              <w:bottom w:w="80" w:type="dxa"/>
+              <w:right w:w="100" w:type="dxa"/>
+            </w:tcMar>
+            <w:vAlign w:val="center"/>
+          </w:tcPr>
+          <w:p>
+            <w:r>
+              <w:rPr>
+                <w:color w:val="000000"/>
+                <w:sz w:val="19"/>
+                <w:szCs w:val="19"/>
+              </w:rPr>
+              <w:t>NOT in original template — undocumented-in-guide object describing how the search was exe</w:t>
+            </w:r>
+            <w:bookmarkStart w:id="0" w:name="_GoBack"/>
+            <w:bookmarkEnd w:id="0"/>
+            <w:r>
+              <w:rPr>
+                <w:color w:val="000000"/>
+                <w:sz w:val="19"/>
+                <w:szCs w:val="19"/>
+              </w:rPr>
+              <w:t>cuted.</w:t>
+            </w:r>
+          </w:p>
+        </w:tc>
+        <w:tc>
+          <w:tcPr>
+            <w:tcW w:w="1271" w:type="dxa"/>
+            <w:tcBorders>
+              <w:top w:val="single" w:sz="4" w:space="0" w:color="B7C6D9"/>
+              <w:left w:val="single" w:sz="4" w:space="0" w:color="B7C6D9"/>
+              <w:bottom w:val="single" w:sz="4" w:space="0" w:color="B7C6D9"/>
+              <w:right w:val="single" w:sz="4" w:space="0" w:color="B7C6D9"/>
+            </w:tcBorders>
+            <w:tcMar>
+              <w:top w:w="80" w:type="dxa"/>
+              <w:left w:w="100" w:type="dxa"/>
+              <w:bottom w:w="80" w:type="dxa"/>
+              <w:right w:w="100" w:type="dxa"/>
+            </w:tcMar>
+            <w:vAlign w:val="center"/>
+          </w:tcPr>
+          <w:p>
+            <w:r>
+              <w:rPr>
+                <w:color w:val="000000"/>
+                <w:sz w:val="19"/>
+                <w:szCs w:val="19"/>
+              </w:rPr>
+              <w:t>Yes</w:t>
+            </w:r>
+          </w:p>
+        </w:tc>
+        <w:tc>
+          <w:tcPr>
+            <w:tcW w:w="2850" w:type="dxa"/>
+            <w:tcBorders>
+              <w:top w:val="single" w:sz="4" w:space="0" w:color="B7C6D9"/>
+              <w:left w:val="single" w:sz="4" w:space="0" w:color="B7C6D9"/>
+              <w:bottom w:val="single" w:sz="4" w:space="0" w:color="B7C6D9"/>
+              <w:right w:val="single" w:sz="4" w:space="0" w:color="B7C6D9"/>
+            </w:tcBorders>
+            <w:tcMar>
+              <w:top w:w="80" w:type="dxa"/>
+              <w:left w:w="100" w:type="dxa"/>
+              <w:bottom w:w="80" w:type="dxa"/>
+              <w:right w:w="100" w:type="dxa"/>
+            </w:tcMar>
+            <w:vAlign w:val="center"/>
+          </w:tcPr>
+          <w:p>
+            <w:proofErr w:type="spellStart"/>
+            <w:r>
+              <w:rPr>
+                <w:color w:val="000000"/>
+                <w:sz w:val="19"/>
+                <w:szCs w:val="19"/>
+              </w:rPr>
+              <w:t>search_id</w:t>
+            </w:r>
+            <w:proofErr w:type="spellEnd"/>
+            <w:r>
+              <w:rPr>
+                <w:color w:val="000000"/>
+                <w:sz w:val="19"/>
+                <w:szCs w:val="19"/>
+              </w:rPr>
+              <w:t xml:space="preserve">, query, </w:t>
+            </w:r>
+            <w:proofErr w:type="spellStart"/>
+            <w:r>
+              <w:rPr>
+                <w:color w:val="000000"/>
+                <w:sz w:val="19"/>
+                <w:szCs w:val="19"/>
+              </w:rPr>
+              <w:t>strategies_used</w:t>
+            </w:r>
+            <w:proofErr w:type="spellEnd"/>
+            <w:r>
+              <w:rPr>
+                <w:color w:val="000000"/>
+                <w:sz w:val="19"/>
+                <w:szCs w:val="19"/>
+              </w:rPr>
+              <w:t xml:space="preserve">, match, </w:t>
+            </w:r>
+            <w:proofErr w:type="spellStart"/>
+            <w:r>
+              <w:rPr>
+                <w:color w:val="000000"/>
+                <w:sz w:val="19"/>
+                <w:szCs w:val="19"/>
+              </w:rPr>
+              <w:t>international_registrations</w:t>
+            </w:r>
+            <w:proofErr w:type="spellEnd"/>
+            <w:r>
+              <w:rPr>
+                <w:color w:val="000000"/>
+                <w:sz w:val="19"/>
+                <w:szCs w:val="19"/>
+              </w:rPr>
+              <w:t xml:space="preserve">, </w:t>
+            </w:r>
+            <w:proofErr w:type="spellStart"/>
+            <w:r>
+              <w:rPr>
+                <w:color w:val="000000"/>
+                <w:sz w:val="19"/>
+                <w:szCs w:val="19"/>
+              </w:rPr>
+              <w:t>fallback_reason</w:t>
+            </w:r>
+            <w:proofErr w:type="spellEnd"/>
+            <w:r>
+              <w:rPr>
+                <w:color w:val="000000"/>
+                <w:sz w:val="19"/>
+                <w:szCs w:val="19"/>
+              </w:rPr>
+              <w:t xml:space="preserve">, </w:t>
+            </w:r>
+            <w:proofErr w:type="spellStart"/>
+            <w:r>
+              <w:rPr>
+                <w:color w:val="000000"/>
+                <w:sz w:val="19"/>
+                <w:szCs w:val="19"/>
+              </w:rPr>
+              <w:t>execution_time_ms</w:t>
+            </w:r>
+            <w:proofErr w:type="spellEnd"/>
+          </w:p>
+        </w:tc>
+      </w:tr>
+    </w:tbl>
+    <w:p>
+      <w:pPr>
+        <w:spacing w:after="120"/>
+      </w:pPr>
+    </w:p>
+    <w:p/>
     <w:sectPr>
       <w:pgSz w:w="11907" w:h="16839" w:code="9"/>
       <w:pgMar w:top="720" w:right="720" w:bottom="720" w:left="720" w:header="720" w:footer="720" w:gutter="0"/>
@@ -15664,9 +16495,9 @@
     </w:lvl>
   </w:abstractNum>
   <w:abstractNum w:abstractNumId="1" w15:restartNumberingAfterBreak="0">
-    <w:nsid w:val="1C6873D9"/>
+    <w:nsid w:val="19686522"/>
     <w:multiLevelType w:val="multilevel"/>
-    <w:tmpl w:val="57A24D6C"/>
+    <w:tmpl w:val="4C4EE2A6"/>
     <w:lvl w:ilvl="0">
       <w:start w:val="1"/>
       <w:numFmt w:val="bullet"/>
@@ -15813,6 +16644,155 @@
     </w:lvl>
   </w:abstractNum>
   <w:abstractNum w:abstractNumId="2" w15:restartNumberingAfterBreak="0">
+    <w:nsid w:val="1C6873D9"/>
+    <w:multiLevelType w:val="multilevel"/>
+    <w:tmpl w:val="57A24D6C"/>
+    <w:lvl w:ilvl="0">
+      <w:start w:val="1"/>
+      <w:numFmt w:val="bullet"/>
+      <w:lvlText w:val=""/>
+      <w:lvlJc w:val="left"/>
+      <w:pPr>
+        <w:tabs>
+          <w:tab w:val="num" w:pos="720"/>
+        </w:tabs>
+        <w:ind w:left="720" w:hanging="360"/>
+      </w:pPr>
+      <w:rPr>
+        <w:rFonts w:ascii="Symbol" w:hAnsi="Symbol" w:hint="default"/>
+        <w:sz w:val="20"/>
+      </w:rPr>
+    </w:lvl>
+    <w:lvl w:ilvl="1" w:tentative="1">
+      <w:start w:val="1"/>
+      <w:numFmt w:val="bullet"/>
+      <w:lvlText w:val="o"/>
+      <w:lvlJc w:val="left"/>
+      <w:pPr>
+        <w:tabs>
+          <w:tab w:val="num" w:pos="1440"/>
+        </w:tabs>
+        <w:ind w:left="1440" w:hanging="360"/>
+      </w:pPr>
+      <w:rPr>
+        <w:rFonts w:ascii="Courier New" w:hAnsi="Courier New" w:hint="default"/>
+        <w:sz w:val="20"/>
+      </w:rPr>
+    </w:lvl>
+    <w:lvl w:ilvl="2" w:tentative="1">
+      <w:start w:val="1"/>
+      <w:numFmt w:val="bullet"/>
+      <w:lvlText w:val=""/>
+      <w:lvlJc w:val="left"/>
+      <w:pPr>
+        <w:tabs>
+          <w:tab w:val="num" w:pos="2160"/>
+        </w:tabs>
+        <w:ind w:left="2160" w:hanging="360"/>
+      </w:pPr>
+      <w:rPr>
+        <w:rFonts w:ascii="Wingdings" w:hAnsi="Wingdings" w:hint="default"/>
+        <w:sz w:val="20"/>
+      </w:rPr>
+    </w:lvl>
+    <w:lvl w:ilvl="3" w:tentative="1">
+      <w:start w:val="1"/>
+      <w:numFmt w:val="bullet"/>
+      <w:lvlText w:val=""/>
+      <w:lvlJc w:val="left"/>
+      <w:pPr>
+        <w:tabs>
+          <w:tab w:val="num" w:pos="2880"/>
+        </w:tabs>
+        <w:ind w:left="2880" w:hanging="360"/>
+      </w:pPr>
+      <w:rPr>
+        <w:rFonts w:ascii="Wingdings" w:hAnsi="Wingdings" w:hint="default"/>
+        <w:sz w:val="20"/>
+      </w:rPr>
+    </w:lvl>
+    <w:lvl w:ilvl="4" w:tentative="1">
+      <w:start w:val="1"/>
+      <w:numFmt w:val="bullet"/>
+      <w:lvlText w:val=""/>
+      <w:lvlJc w:val="left"/>
+      <w:pPr>
+        <w:tabs>
+          <w:tab w:val="num" w:pos="3600"/>
+        </w:tabs>
+        <w:ind w:left="3600" w:hanging="360"/>
+      </w:pPr>
+      <w:rPr>
+        <w:rFonts w:ascii="Wingdings" w:hAnsi="Wingdings" w:hint="default"/>
+        <w:sz w:val="20"/>
+      </w:rPr>
+    </w:lvl>
+    <w:lvl w:ilvl="5" w:tentative="1">
+      <w:start w:val="1"/>
+      <w:numFmt w:val="bullet"/>
+      <w:lvlText w:val=""/>
+      <w:lvlJc w:val="left"/>
+      <w:pPr>
+        <w:tabs>
+          <w:tab w:val="num" w:pos="4320"/>
+        </w:tabs>
+        <w:ind w:left="4320" w:hanging="360"/>
+      </w:pPr>
+      <w:rPr>
+        <w:rFonts w:ascii="Wingdings" w:hAnsi="Wingdings" w:hint="default"/>
+        <w:sz w:val="20"/>
+      </w:rPr>
+    </w:lvl>
+    <w:lvl w:ilvl="6" w:tentative="1">
+      <w:start w:val="1"/>
+      <w:numFmt w:val="bullet"/>
+      <w:lvlText w:val=""/>
+      <w:lvlJc w:val="left"/>
+      <w:pPr>
+        <w:tabs>
+          <w:tab w:val="num" w:pos="5040"/>
+        </w:tabs>
+        <w:ind w:left="5040" w:hanging="360"/>
+      </w:pPr>
+      <w:rPr>
+        <w:rFonts w:ascii="Wingdings" w:hAnsi="Wingdings" w:hint="default"/>
+        <w:sz w:val="20"/>
+      </w:rPr>
+    </w:lvl>
+    <w:lvl w:ilvl="7" w:tentative="1">
+      <w:start w:val="1"/>
+      <w:numFmt w:val="bullet"/>
+      <w:lvlText w:val=""/>
+      <w:lvlJc w:val="left"/>
+      <w:pPr>
+        <w:tabs>
+          <w:tab w:val="num" w:pos="5760"/>
+        </w:tabs>
+        <w:ind w:left="5760" w:hanging="360"/>
+      </w:pPr>
+      <w:rPr>
+        <w:rFonts w:ascii="Wingdings" w:hAnsi="Wingdings" w:hint="default"/>
+        <w:sz w:val="20"/>
+      </w:rPr>
+    </w:lvl>
+    <w:lvl w:ilvl="8" w:tentative="1">
+      <w:start w:val="1"/>
+      <w:numFmt w:val="bullet"/>
+      <w:lvlText w:val=""/>
+      <w:lvlJc w:val="left"/>
+      <w:pPr>
+        <w:tabs>
+          <w:tab w:val="num" w:pos="6480"/>
+        </w:tabs>
+        <w:ind w:left="6480" w:hanging="360"/>
+      </w:pPr>
+      <w:rPr>
+        <w:rFonts w:ascii="Wingdings" w:hAnsi="Wingdings" w:hint="default"/>
+        <w:sz w:val="20"/>
+      </w:rPr>
+    </w:lvl>
+  </w:abstractNum>
+  <w:abstractNum w:abstractNumId="3" w15:restartNumberingAfterBreak="0">
     <w:nsid w:val="3E1D122C"/>
     <w:multiLevelType w:val="hybridMultilevel"/>
     <w:tmpl w:val="9DD6B22C"/>
@@ -15925,7 +16905,120 @@
       </w:rPr>
     </w:lvl>
   </w:abstractNum>
-  <w:abstractNum w:abstractNumId="3" w15:restartNumberingAfterBreak="0">
+  <w:abstractNum w:abstractNumId="4" w15:restartNumberingAfterBreak="0">
+    <w:nsid w:val="43CB0A8C"/>
+    <w:multiLevelType w:val="hybridMultilevel"/>
+    <w:tmpl w:val="A37C7140"/>
+    <w:lvl w:ilvl="0" w:tplc="04090001">
+      <w:start w:val="1"/>
+      <w:numFmt w:val="bullet"/>
+      <w:lvlText w:val=""/>
+      <w:lvlJc w:val="left"/>
+      <w:pPr>
+        <w:ind w:left="360" w:hanging="360"/>
+      </w:pPr>
+      <w:rPr>
+        <w:rFonts w:ascii="Symbol" w:hAnsi="Symbol" w:hint="default"/>
+      </w:rPr>
+    </w:lvl>
+    <w:lvl w:ilvl="1" w:tplc="04090003" w:tentative="1">
+      <w:start w:val="1"/>
+      <w:numFmt w:val="bullet"/>
+      <w:lvlText w:val="o"/>
+      <w:lvlJc w:val="left"/>
+      <w:pPr>
+        <w:ind w:left="1080" w:hanging="360"/>
+      </w:pPr>
+      <w:rPr>
+        <w:rFonts w:ascii="Courier New" w:hAnsi="Courier New" w:cs="Courier New" w:hint="default"/>
+      </w:rPr>
+    </w:lvl>
+    <w:lvl w:ilvl="2" w:tplc="04090005" w:tentative="1">
+      <w:start w:val="1"/>
+      <w:numFmt w:val="bullet"/>
+      <w:lvlText w:val=""/>
+      <w:lvlJc w:val="left"/>
+      <w:pPr>
+        <w:ind w:left="1800" w:hanging="360"/>
+      </w:pPr>
+      <w:rPr>
+        <w:rFonts w:ascii="Wingdings" w:hAnsi="Wingdings" w:hint="default"/>
+      </w:rPr>
+    </w:lvl>
+    <w:lvl w:ilvl="3" w:tplc="04090001" w:tentative="1">
+      <w:start w:val="1"/>
+      <w:numFmt w:val="bullet"/>
+      <w:lvlText w:val=""/>
+      <w:lvlJc w:val="left"/>
+      <w:pPr>
+        <w:ind w:left="2520" w:hanging="360"/>
+      </w:pPr>
+      <w:rPr>
+        <w:rFonts w:ascii="Symbol" w:hAnsi="Symbol" w:hint="default"/>
+      </w:rPr>
+    </w:lvl>
+    <w:lvl w:ilvl="4" w:tplc="04090003" w:tentative="1">
+      <w:start w:val="1"/>
+      <w:numFmt w:val="bullet"/>
+      <w:lvlText w:val="o"/>
+      <w:lvlJc w:val="left"/>
+      <w:pPr>
+        <w:ind w:left="3240" w:hanging="360"/>
+      </w:pPr>
+      <w:rPr>
+        <w:rFonts w:ascii="Courier New" w:hAnsi="Courier New" w:cs="Courier New" w:hint="default"/>
+      </w:rPr>
+    </w:lvl>
+    <w:lvl w:ilvl="5" w:tplc="04090005" w:tentative="1">
+      <w:start w:val="1"/>
+      <w:numFmt w:val="bullet"/>
+      <w:lvlText w:val=""/>
+      <w:lvlJc w:val="left"/>
+      <w:pPr>
+        <w:ind w:left="3960" w:hanging="360"/>
+      </w:pPr>
+      <w:rPr>
+        <w:rFonts w:ascii="Wingdings" w:hAnsi="Wingdings" w:hint="default"/>
+      </w:rPr>
+    </w:lvl>
+    <w:lvl w:ilvl="6" w:tplc="04090001" w:tentative="1">
+      <w:start w:val="1"/>
+      <w:numFmt w:val="bullet"/>
+      <w:lvlText w:val=""/>
+      <w:lvlJc w:val="left"/>
+      <w:pPr>
+        <w:ind w:left="4680" w:hanging="360"/>
+      </w:pPr>
+      <w:rPr>
+        <w:rFonts w:ascii="Symbol" w:hAnsi="Symbol" w:hint="default"/>
+      </w:rPr>
+    </w:lvl>
+    <w:lvl w:ilvl="7" w:tplc="04090003" w:tentative="1">
+      <w:start w:val="1"/>
+      <w:numFmt w:val="bullet"/>
+      <w:lvlText w:val="o"/>
+      <w:lvlJc w:val="left"/>
+      <w:pPr>
+        <w:ind w:left="5400" w:hanging="360"/>
+      </w:pPr>
+      <w:rPr>
+        <w:rFonts w:ascii="Courier New" w:hAnsi="Courier New" w:cs="Courier New" w:hint="default"/>
+      </w:rPr>
+    </w:lvl>
+    <w:lvl w:ilvl="8" w:tplc="04090005" w:tentative="1">
+      <w:start w:val="1"/>
+      <w:numFmt w:val="bullet"/>
+      <w:lvlText w:val=""/>
+      <w:lvlJc w:val="left"/>
+      <w:pPr>
+        <w:ind w:left="6120" w:hanging="360"/>
+      </w:pPr>
+      <w:rPr>
+        <w:rFonts w:ascii="Wingdings" w:hAnsi="Wingdings" w:hint="default"/>
+      </w:rPr>
+    </w:lvl>
+  </w:abstractNum>
+  <w:abstractNum w:abstractNumId="5" w15:restartNumberingAfterBreak="0">
     <w:nsid w:val="4F6E04C4"/>
     <w:multiLevelType w:val="hybridMultilevel"/>
     <w:tmpl w:val="F29C1412"/>
@@ -15979,7 +17072,7 @@
       <w:lvlJc w:val="left"/>
     </w:lvl>
   </w:abstractNum>
-  <w:abstractNum w:abstractNumId="4" w15:restartNumberingAfterBreak="0">
+  <w:abstractNum w:abstractNumId="6" w15:restartNumberingAfterBreak="0">
     <w:nsid w:val="5B5F1B72"/>
     <w:multiLevelType w:val="hybridMultilevel"/>
     <w:tmpl w:val="4D4017DE"/>
@@ -16092,7 +17185,7 @@
       </w:rPr>
     </w:lvl>
   </w:abstractNum>
-  <w:abstractNum w:abstractNumId="5" w15:restartNumberingAfterBreak="0">
+  <w:abstractNum w:abstractNumId="7" w15:restartNumberingAfterBreak="0">
     <w:nsid w:val="718D705C"/>
     <w:multiLevelType w:val="hybridMultilevel"/>
     <w:tmpl w:val="AF444900"/>
@@ -16205,7 +17298,7 @@
       </w:rPr>
     </w:lvl>
   </w:abstractNum>
-  <w:abstractNum w:abstractNumId="6" w15:restartNumberingAfterBreak="0">
+  <w:abstractNum w:abstractNumId="8" w15:restartNumberingAfterBreak="0">
     <w:nsid w:val="75545BF8"/>
     <w:multiLevelType w:val="hybridMultilevel"/>
     <w:tmpl w:val="F4109CB2"/>
@@ -16319,28 +17412,34 @@
     </w:lvl>
   </w:abstractNum>
   <w:num w:numId="1">
-    <w:abstractNumId w:val="3"/>
+    <w:abstractNumId w:val="5"/>
     <w:lvlOverride w:ilvl="0">
       <w:startOverride w:val="1"/>
     </w:lvlOverride>
   </w:num>
   <w:num w:numId="2">
-    <w:abstractNumId w:val="1"/>
+    <w:abstractNumId w:val="2"/>
   </w:num>
   <w:num w:numId="3">
-    <w:abstractNumId w:val="2"/>
+    <w:abstractNumId w:val="3"/>
   </w:num>
   <w:num w:numId="4">
-    <w:abstractNumId w:val="4"/>
+    <w:abstractNumId w:val="6"/>
   </w:num>
   <w:num w:numId="5">
-    <w:abstractNumId w:val="5"/>
+    <w:abstractNumId w:val="7"/>
   </w:num>
   <w:num w:numId="6">
     <w:abstractNumId w:val="0"/>
   </w:num>
   <w:num w:numId="7">
-    <w:abstractNumId w:val="6"/>
+    <w:abstractNumId w:val="8"/>
+  </w:num>
+  <w:num w:numId="8">
+    <w:abstractNumId w:val="1"/>
+  </w:num>
+  <w:num w:numId="9">
+    <w:abstractNumId w:val="4"/>
   </w:num>
 </w:numbering>
 </file>
@@ -16879,6 +17978,19 @@
       <w:bCs/>
     </w:rPr>
   </w:style>
+  <w:style w:type="character" w:styleId="HTMLCode">
+    <w:name w:val="HTML Code"/>
+    <w:basedOn w:val="DefaultParagraphFont"/>
+    <w:uiPriority w:val="99"/>
+    <w:semiHidden/>
+    <w:unhideWhenUsed/>
+    <w:rsid w:val="0037215E"/>
+    <w:rPr>
+      <w:rFonts w:ascii="Courier New" w:eastAsia="Times New Roman" w:hAnsi="Courier New" w:cs="Courier New"/>
+      <w:sz w:val="20"/>
+      <w:szCs w:val="20"/>
+    </w:rPr>
+  </w:style>
 </w:styles>
 </file>
 
